--- a/blagaj-footage-request/Zahtjevi-Stari-grad-Blagaj-2026-09-09.docx
+++ b/blagaj-footage-request/Zahtjevi-Stari-grad-Blagaj-2026-09-09.docx
@@ -117,17 +117,17 @@
     </w:p>
     <w:p>
       <w:pPr>
-        <w:spacing w:after="260" w:before="60" w:line="280"/>
-      </w:pPr>
-      <w:r>
-        <w:rPr>
-          <w:rFonts w:ascii="Times New Roman" w:cs="Times New Roman" w:eastAsia="Times New Roman" w:hAnsi="Times New Roman"/>
-          <w:b/>
-          <w:bCs/>
-          <w:sz w:val="22"/>
-          <w:szCs w:val="22"/>
-        </w:rPr>
-        <w:t xml:space="preserve">PREDMET: DOSTAVA TRI ZASEBNA ZAHTJEVA — videonadzor, Stari grad Blagaj (Stjepan grad), 9. septembar 2026., 06:30–09:00</w:t>
+        <w:spacing w:after="260" w:before="80" w:line="280"/>
+      </w:pPr>
+      <w:r>
+        <w:rPr>
+          <w:rFonts w:ascii="Times New Roman" w:cs="Times New Roman" w:eastAsia="Times New Roman" w:hAnsi="Times New Roman"/>
+          <w:b/>
+          <w:bCs/>
+          <w:sz w:val="22"/>
+          <w:szCs w:val="22"/>
+        </w:rPr>
+        <w:t xml:space="preserve">PREDMET: Molba i tri zasebna zahtjeva — snimak videonadzora, Stari grad Blagaj (Stjepan grad), 9. septembar 2026., 06:30–09:00</w:t>
       </w:r>
     </w:p>
     <w:p>
@@ -153,30 +153,64 @@
           <w:sz w:val="22"/>
           <w:szCs w:val="22"/>
         </w:rPr>
-        <w:t xml:space="preserve">u prilogu dostavljamo tri zasebna i samostalna zahtjeva koji se podnose istovremeno, ali se </w:t>
-      </w:r>
-      <w:r>
-        <w:rPr>
-          <w:rFonts w:ascii="Times New Roman" w:cs="Times New Roman" w:eastAsia="Times New Roman" w:hAnsi="Times New Roman"/>
-          <w:b/>
-          <w:bCs/>
-          <w:sz w:val="22"/>
-          <w:szCs w:val="22"/>
-        </w:rPr>
-        <w:t xml:space="preserve">ne mogu smatrati jednim zahtjevom</w:t>
-      </w:r>
-      <w:r>
-        <w:rPr>
-          <w:rFonts w:ascii="Times New Roman" w:cs="Times New Roman" w:eastAsia="Times New Roman" w:hAnsi="Times New Roman"/>
-          <w:sz w:val="22"/>
-          <w:szCs w:val="22"/>
-        </w:rPr>
-        <w:t xml:space="preserve">, niti postupanje po jednom od njih predstavlja postupanje po ostalima:</w:t>
-      </w:r>
-    </w:p>
-    <w:p>
-      <w:pPr>
-        <w:spacing w:after="140" w:line="280"/>
+        <w:t xml:space="preserve">dana 9. septembra 2026. godine, u ranim jutarnjim satima, nas dvoje smo se zaručili na Starom gradu Blagaj. Bilo je oko 7 sati ujutro i na lokalitetu tada nije bilo drugih posjetitelja.</w:t>
+      </w:r>
+    </w:p>
+    <w:p>
+      <w:pPr>
+        <w:spacing w:after="140" w:line="280"/>
+      </w:pPr>
+      <w:r>
+        <w:rPr>
+          <w:rFonts w:ascii="Times New Roman" w:cs="Times New Roman" w:eastAsia="Times New Roman" w:hAnsi="Times New Roman"/>
+          <w:sz w:val="22"/>
+          <w:szCs w:val="22"/>
+        </w:rPr>
+        <w:t xml:space="preserve">Vlastitu kameru smo postavili da snimi taj trenutak, ali nam se uređaj ugasio prije nego što je snimanje počelo. Nemamo nijednu fotografiju ni snimak tog jutra.</w:t>
+      </w:r>
+    </w:p>
+    <w:p>
+      <w:pPr>
+        <w:spacing w:after="140" w:line="280"/>
+      </w:pPr>
+      <w:r>
+        <w:rPr>
+          <w:rFonts w:ascii="Times New Roman" w:cs="Times New Roman" w:eastAsia="Times New Roman" w:hAnsi="Times New Roman"/>
+          <w:sz w:val="22"/>
+          <w:szCs w:val="22"/>
+        </w:rPr>
+        <w:t xml:space="preserve">Neposredno pored nas nalazila se kamera videonadzora, usmjerena prema unutrašnjem dvorištu i prema ulazu u kompleks. Ako je taj snimak sačuvan, on je jedini zapis tog trenutka koji postoji.</w:t>
+      </w:r>
+    </w:p>
+    <w:p>
+      <w:pPr>
+        <w:spacing w:after="140" w:line="280"/>
+      </w:pPr>
+      <w:r>
+        <w:rPr>
+          <w:rFonts w:ascii="Times New Roman" w:cs="Times New Roman" w:eastAsia="Times New Roman" w:hAnsi="Times New Roman"/>
+          <w:sz w:val="22"/>
+          <w:szCs w:val="22"/>
+        </w:rPr>
+        <w:t xml:space="preserve">Zato Vas, prije svega ljudski, molimo za pomoć: da se snimak iz tog jutra izdvoji i sačuva od automatskog prepisivanja dok se ne dogovorimo o daljnjem. Svjesni smo da Vam time stvaramo posao i unaprijed se zahvaljujemo na svakom trudu.</w:t>
+      </w:r>
+    </w:p>
+    <w:p>
+      <w:pPr>
+        <w:spacing w:after="140" w:line="280"/>
+      </w:pPr>
+      <w:r>
+        <w:rPr>
+          <w:rFonts w:ascii="Times New Roman" w:cs="Times New Roman" w:eastAsia="Times New Roman" w:hAnsi="Times New Roman"/>
+          <w:sz w:val="22"/>
+          <w:szCs w:val="22"/>
+        </w:rPr>
+        <w:t xml:space="preserve">U nastavku navodimo i pravni osnov, u obliku tri zasebna zahtjeva — ne zato što očekujemo neslaganje, nego zato da Vam olakšamo interno postupanje i da rokovi budu jasni:</w:t>
+      </w:r>
+    </w:p>
+    <w:p>
+      <w:pPr>
+        <w:spacing w:after="70" w:line="280"/>
         <w:ind w:left="340"/>
       </w:pPr>
       <w:r>
@@ -200,7 +234,7 @@
     </w:p>
     <w:p>
       <w:pPr>
-        <w:spacing w:after="140" w:line="280"/>
+        <w:spacing w:after="70" w:line="280"/>
         <w:ind w:left="340"/>
       </w:pPr>
       <w:r>
@@ -224,7 +258,7 @@
     </w:p>
     <w:p>
       <w:pPr>
-        <w:spacing w:after="140" w:line="280"/>
+        <w:spacing w:after="70" w:line="280"/>
         <w:ind w:left="340"/>
       </w:pPr>
       <w:r>
@@ -256,7 +290,25 @@
           <w:sz w:val="22"/>
           <w:szCs w:val="22"/>
         </w:rPr>
-        <w:t xml:space="preserve">Molimo da se o svakom zahtjevu odluči zasebno, u rokovima propisanim za svaki od njih.</w:t>
+        <w:t xml:space="preserve">Zahtjevi se podnose istovremeno, ali su </w:t>
+      </w:r>
+      <w:r>
+        <w:rPr>
+          <w:rFonts w:ascii="Times New Roman" w:cs="Times New Roman" w:eastAsia="Times New Roman" w:hAnsi="Times New Roman"/>
+          <w:b/>
+          <w:bCs/>
+          <w:sz w:val="22"/>
+          <w:szCs w:val="22"/>
+        </w:rPr>
+        <w:t xml:space="preserve">zasebni i samostalni</w:t>
+      </w:r>
+      <w:r>
+        <w:rPr>
+          <w:rFonts w:ascii="Times New Roman" w:cs="Times New Roman" w:eastAsia="Times New Roman" w:hAnsi="Times New Roman"/>
+          <w:sz w:val="22"/>
+          <w:szCs w:val="22"/>
+        </w:rPr>
+        <w:t xml:space="preserve">: postupanje po jednom od njih ne predstavlja postupanje po ostalima. Molimo da se o svakom odluči posebno, u roku propisanom za taj zahtjev.</w:t>
       </w:r>
     </w:p>
     <w:p>
@@ -287,20 +339,20 @@
           <w:sz w:val="22"/>
           <w:szCs w:val="22"/>
         </w:rPr>
-        <w:t xml:space="preserve">, budući da se snimci videonadzora po pravilu čuvaju kratko i mogu biti automatski prepisani prije okončanja postupka po zahtjevima 2. i 3.</w:t>
-      </w:r>
-    </w:p>
-    <w:p>
-      <w:pPr>
-        <w:spacing w:after="140" w:line="280"/>
-      </w:pPr>
-      <w:r>
-        <w:rPr>
-          <w:rFonts w:ascii="Times New Roman" w:cs="Times New Roman" w:eastAsia="Times New Roman" w:hAnsi="Times New Roman"/>
-          <w:sz w:val="22"/>
-          <w:szCs w:val="22"/>
-        </w:rPr>
-        <w:t xml:space="preserve">Unaprijed zahvaljujemo na razumijevanju.</w:t>
+        <w:t xml:space="preserve">, jer se snimci videonadzora po pravilu čuvaju kratko i mogu biti automatski prepisani prije okončanja postupka po zahtjevima 2. i 3.</w:t>
+      </w:r>
+    </w:p>
+    <w:p>
+      <w:pPr>
+        <w:spacing w:after="140" w:line="280"/>
+      </w:pPr>
+      <w:r>
+        <w:rPr>
+          <w:rFonts w:ascii="Times New Roman" w:cs="Times New Roman" w:eastAsia="Times New Roman" w:hAnsi="Times New Roman"/>
+          <w:sz w:val="22"/>
+          <w:szCs w:val="22"/>
+        </w:rPr>
+        <w:t xml:space="preserve">Rado ćemo doći lično u Vaše prostorije, predočiti identifikacione dokumente i preuzeti snimak na vlastitom nosaču podataka.</w:t>
       </w:r>
     </w:p>
     <w:p>
@@ -318,7 +370,7 @@
     </w:p>
     <w:p>
       <w:pPr>
-        <w:spacing w:after="420" w:line="280"/>
+        <w:spacing w:after="440" w:line="280"/>
       </w:pPr>
       <w:r>
         <w:rPr>
@@ -375,7 +427,7 @@
           <w:sz w:val="22"/>
           <w:szCs w:val="22"/>
         </w:rPr>
-        <w:t xml:space="preserve"> Zahtjev 1; Zahtjev 2; Zahtjev 3; kopije identifikacionih dokumenata podnosilaca.</w:t>
+        <w:t xml:space="preserve"> Zahtjev 1; Zahtjev 2; Zahtjev 3.</w:t>
       </w:r>
     </w:p>
     <w:p>
@@ -542,7 +594,7 @@
     </w:p>
     <w:p>
       <w:pPr>
-        <w:spacing w:after="260" w:before="60" w:line="280"/>
+        <w:spacing w:after="260" w:before="80" w:line="280"/>
       </w:pPr>
       <w:r>
         <w:rPr>
@@ -578,7 +630,20 @@
           <w:sz w:val="22"/>
           <w:szCs w:val="22"/>
         </w:rPr>
-        <w:t xml:space="preserve">na osnovu člana 20. stav (1) tačka c) i stava (2), a u vezi s članom 14. stav (2) i članom 17. Zakona o zaštiti ličnih podataka („Službeni glasnik BiH", broj 12/25), podnosimo </w:t>
+        <w:t xml:space="preserve">dana 9. septembra 2026. godine, oko 7 sati ujutro, zaručili smo se na Starom gradu Blagaj. Vlastita kamera nam je otkazala, pa nemamo nijednu fotografiju tog trenutka. Snimak videonadzora s tog jutra jedini je zapis koji možda postoji, i zbog toga Vam se obraćamo.</w:t>
+      </w:r>
+    </w:p>
+    <w:p>
+      <w:pPr>
+        <w:spacing w:after="140" w:line="280"/>
+      </w:pPr>
+      <w:r>
+        <w:rPr>
+          <w:rFonts w:ascii="Times New Roman" w:cs="Times New Roman" w:eastAsia="Times New Roman" w:hAnsi="Times New Roman"/>
+          <w:sz w:val="22"/>
+          <w:szCs w:val="22"/>
+        </w:rPr>
+        <w:t xml:space="preserve">Na osnovu člana 20. stav (1) tačka c) i stava (2), a u vezi s članom 14. stav (2) i članom 17. Zakona o zaštiti ličnih podataka („Službeni glasnik BiH", broj 12/25), podnosimo </w:t>
       </w:r>
       <w:r>
         <w:rPr>
@@ -601,422 +666,453 @@
     </w:p>
     <w:p>
       <w:pPr>
+        <w:spacing w:after="70" w:line="280"/>
+        <w:ind w:left="340"/>
+      </w:pPr>
+      <w:r>
+        <w:rPr>
+          <w:rFonts w:ascii="Times New Roman" w:cs="Times New Roman" w:eastAsia="Times New Roman" w:hAnsi="Times New Roman"/>
+          <w:sz w:val="22"/>
+          <w:szCs w:val="22"/>
+        </w:rPr>
+        <w:t xml:space="preserve">— </w:t>
+      </w:r>
+      <w:r>
+        <w:rPr>
+          <w:rFonts w:ascii="Times New Roman" w:cs="Times New Roman" w:eastAsia="Times New Roman" w:hAnsi="Times New Roman"/>
+          <w:b/>
+          <w:bCs/>
+          <w:sz w:val="22"/>
+          <w:szCs w:val="22"/>
+        </w:rPr>
+        <w:t xml:space="preserve">lokacija:</w:t>
+      </w:r>
+      <w:r>
+        <w:rPr>
+          <w:rFonts w:ascii="Times New Roman" w:cs="Times New Roman" w:eastAsia="Times New Roman" w:hAnsi="Times New Roman"/>
+          <w:sz w:val="22"/>
+          <w:szCs w:val="22"/>
+        </w:rPr>
+        <w:t xml:space="preserve"> središnje dvorište i posjetilački ulaz, Stari grad Blagaj (Stjepan grad);</w:t>
+      </w:r>
+    </w:p>
+    <w:p>
+      <w:pPr>
+        <w:spacing w:after="70" w:line="280"/>
+        <w:ind w:left="340"/>
+      </w:pPr>
+      <w:r>
+        <w:rPr>
+          <w:rFonts w:ascii="Times New Roman" w:cs="Times New Roman" w:eastAsia="Times New Roman" w:hAnsi="Times New Roman"/>
+          <w:sz w:val="22"/>
+          <w:szCs w:val="22"/>
+        </w:rPr>
+        <w:t xml:space="preserve">— </w:t>
+      </w:r>
+      <w:r>
+        <w:rPr>
+          <w:rFonts w:ascii="Times New Roman" w:cs="Times New Roman" w:eastAsia="Times New Roman" w:hAnsi="Times New Roman"/>
+          <w:b/>
+          <w:bCs/>
+          <w:sz w:val="22"/>
+          <w:szCs w:val="22"/>
+        </w:rPr>
+        <w:t xml:space="preserve">datum:</w:t>
+      </w:r>
+      <w:r>
+        <w:rPr>
+          <w:rFonts w:ascii="Times New Roman" w:cs="Times New Roman" w:eastAsia="Times New Roman" w:hAnsi="Times New Roman"/>
+          <w:sz w:val="22"/>
+          <w:szCs w:val="22"/>
+        </w:rPr>
+        <w:t xml:space="preserve"> 9. septembar 2026. godine;</w:t>
+      </w:r>
+    </w:p>
+    <w:p>
+      <w:pPr>
+        <w:spacing w:after="70" w:line="280"/>
+        <w:ind w:left="340"/>
+      </w:pPr>
+      <w:r>
+        <w:rPr>
+          <w:rFonts w:ascii="Times New Roman" w:cs="Times New Roman" w:eastAsia="Times New Roman" w:hAnsi="Times New Roman"/>
+          <w:sz w:val="22"/>
+          <w:szCs w:val="22"/>
+        </w:rPr>
+        <w:t xml:space="preserve">— </w:t>
+      </w:r>
+      <w:r>
+        <w:rPr>
+          <w:rFonts w:ascii="Times New Roman" w:cs="Times New Roman" w:eastAsia="Times New Roman" w:hAnsi="Times New Roman"/>
+          <w:b/>
+          <w:bCs/>
+          <w:sz w:val="22"/>
+          <w:szCs w:val="22"/>
+        </w:rPr>
+        <w:t xml:space="preserve">vrijeme:</w:t>
+      </w:r>
+      <w:r>
+        <w:rPr>
+          <w:rFonts w:ascii="Times New Roman" w:cs="Times New Roman" w:eastAsia="Times New Roman" w:hAnsi="Times New Roman"/>
+          <w:sz w:val="22"/>
+          <w:szCs w:val="22"/>
+        </w:rPr>
+        <w:t xml:space="preserve"> od 06:30 do 09:00 sati;</w:t>
+      </w:r>
+    </w:p>
+    <w:p>
+      <w:pPr>
+        <w:spacing w:after="70" w:line="280"/>
+        <w:ind w:left="340"/>
+      </w:pPr>
+      <w:r>
+        <w:rPr>
+          <w:rFonts w:ascii="Times New Roman" w:cs="Times New Roman" w:eastAsia="Times New Roman" w:hAnsi="Times New Roman"/>
+          <w:sz w:val="22"/>
+          <w:szCs w:val="22"/>
+        </w:rPr>
+        <w:t xml:space="preserve">— </w:t>
+      </w:r>
+      <w:r>
+        <w:rPr>
+          <w:rFonts w:ascii="Times New Roman" w:cs="Times New Roman" w:eastAsia="Times New Roman" w:hAnsi="Times New Roman"/>
+          <w:b/>
+          <w:bCs/>
+          <w:sz w:val="22"/>
+          <w:szCs w:val="22"/>
+        </w:rPr>
+        <w:t xml:space="preserve">kamera:</w:t>
+      </w:r>
+      <w:r>
+        <w:rPr>
+          <w:rFonts w:ascii="Times New Roman" w:cs="Times New Roman" w:eastAsia="Times New Roman" w:hAnsi="Times New Roman"/>
+          <w:sz w:val="22"/>
+          <w:szCs w:val="22"/>
+        </w:rPr>
+        <w:t xml:space="preserve"> kupolasta kamera videonadzora montirana na kuli utvrde, usmjerena prema unutrašnjem dvorištu i prema ulazu u kompleks; podredno i </w:t>
+      </w:r>
+      <w:r>
+        <w:rPr>
+          <w:rFonts w:ascii="Times New Roman" w:cs="Times New Roman" w:eastAsia="Times New Roman" w:hAnsi="Times New Roman"/>
+          <w:b/>
+          <w:bCs/>
+          <w:sz w:val="22"/>
+          <w:szCs w:val="22"/>
+        </w:rPr>
+        <w:t xml:space="preserve">svaka druga kamera videonadzora kojom upravljate</w:t>
+      </w:r>
+      <w:r>
+        <w:rPr>
+          <w:rFonts w:ascii="Times New Roman" w:cs="Times New Roman" w:eastAsia="Times New Roman" w:hAnsi="Times New Roman"/>
+          <w:sz w:val="22"/>
+          <w:szCs w:val="22"/>
+        </w:rPr>
+        <w:t xml:space="preserve">, a koja je u navedeno vrijeme pokrivala navedeni prostor;</w:t>
+      </w:r>
+    </w:p>
+    <w:p>
+      <w:pPr>
+        <w:spacing w:after="70" w:line="280"/>
+        <w:ind w:left="340"/>
+      </w:pPr>
+      <w:r>
+        <w:rPr>
+          <w:rFonts w:ascii="Times New Roman" w:cs="Times New Roman" w:eastAsia="Times New Roman" w:hAnsi="Times New Roman"/>
+          <w:sz w:val="22"/>
+          <w:szCs w:val="22"/>
+        </w:rPr>
+        <w:t xml:space="preserve">— </w:t>
+      </w:r>
+      <w:r>
+        <w:rPr>
+          <w:rFonts w:ascii="Times New Roman" w:cs="Times New Roman" w:eastAsia="Times New Roman" w:hAnsi="Times New Roman"/>
+          <w:b/>
+          <w:bCs/>
+          <w:sz w:val="22"/>
+          <w:szCs w:val="22"/>
+        </w:rPr>
+        <w:t xml:space="preserve">osobe na snimku:</w:t>
+      </w:r>
+      <w:r>
+        <w:rPr>
+          <w:rFonts w:ascii="Times New Roman" w:cs="Times New Roman" w:eastAsia="Times New Roman" w:hAnsi="Times New Roman"/>
+          <w:sz w:val="22"/>
+          <w:szCs w:val="22"/>
+        </w:rPr>
+        <w:t xml:space="preserve"> potpisnici ovog zahtjeva; prema našem saznanju, u kadru se u navedenom periodu nisu nalazila druga lica.</w:t>
+      </w:r>
+    </w:p>
+    <w:p>
+      <w:pPr>
+        <w:spacing w:after="140" w:line="280"/>
+      </w:pPr>
+      <w:r>
+        <w:rPr>
+          <w:rFonts w:ascii="Times New Roman" w:cs="Times New Roman" w:eastAsia="Times New Roman" w:hAnsi="Times New Roman"/>
+          <w:sz w:val="22"/>
+          <w:szCs w:val="22"/>
+        </w:rPr>
+        <w:t xml:space="preserve">Izjavljujemo da navedeni snimak zahtijevamo </w:t>
+      </w:r>
+      <w:r>
+        <w:rPr>
+          <w:rFonts w:ascii="Times New Roman" w:cs="Times New Roman" w:eastAsia="Times New Roman" w:hAnsi="Times New Roman"/>
+          <w:b/>
+          <w:bCs/>
+          <w:sz w:val="22"/>
+          <w:szCs w:val="22"/>
+        </w:rPr>
+        <w:t xml:space="preserve">radi postavljanja i ostvarivanja pravnih zahtjeva</w:t>
+      </w:r>
+      <w:r>
+        <w:rPr>
+          <w:rFonts w:ascii="Times New Roman" w:cs="Times New Roman" w:eastAsia="Times New Roman" w:hAnsi="Times New Roman"/>
+          <w:sz w:val="22"/>
+          <w:szCs w:val="22"/>
+        </w:rPr>
+        <w:t xml:space="preserve"> u smislu člana 20. stav (1) tačka c) Zakona, uključujući ostvarivanje prava na pristup ličnom podatku iz člana 17. Zakona. U skladu s članom 20. stav (2) Zakona, ograničena obrada podrazumijeva da se lični podatak </w:t>
+      </w:r>
+      <w:r>
+        <w:rPr>
+          <w:rFonts w:ascii="Times New Roman" w:cs="Times New Roman" w:eastAsia="Times New Roman" w:hAnsi="Times New Roman"/>
+          <w:b/>
+          <w:bCs/>
+          <w:sz w:val="22"/>
+          <w:szCs w:val="22"/>
+        </w:rPr>
+        <w:t xml:space="preserve">smije čuvati</w:t>
+      </w:r>
+      <w:r>
+        <w:rPr>
+          <w:rFonts w:ascii="Times New Roman" w:cs="Times New Roman" w:eastAsia="Times New Roman" w:hAnsi="Times New Roman"/>
+          <w:sz w:val="22"/>
+          <w:szCs w:val="22"/>
+        </w:rPr>
+        <w:t xml:space="preserve">, te da njegovo brisanje nije dopušteno bez naše saglasnosti.</w:t>
+      </w:r>
+    </w:p>
+    <w:p>
+      <w:pPr>
+        <w:spacing w:after="140" w:line="280"/>
+      </w:pPr>
+      <w:r>
+        <w:rPr>
+          <w:rFonts w:ascii="Times New Roman" w:cs="Times New Roman" w:eastAsia="Times New Roman" w:hAnsi="Times New Roman"/>
+          <w:sz w:val="22"/>
+          <w:szCs w:val="22"/>
+        </w:rPr>
+        <w:t xml:space="preserve">Molimo da se snimak </w:t>
+      </w:r>
+      <w:r>
+        <w:rPr>
+          <w:rFonts w:ascii="Times New Roman" w:cs="Times New Roman" w:eastAsia="Times New Roman" w:hAnsi="Times New Roman"/>
+          <w:b/>
+          <w:bCs/>
+          <w:sz w:val="22"/>
+          <w:szCs w:val="22"/>
+        </w:rPr>
+        <w:t xml:space="preserve">izveze u zasebnu datoteku i kopira s uređaja</w:t>
+      </w:r>
+      <w:r>
+        <w:rPr>
+          <w:rFonts w:ascii="Times New Roman" w:cs="Times New Roman" w:eastAsia="Times New Roman" w:hAnsi="Times New Roman"/>
+          <w:sz w:val="22"/>
+          <w:szCs w:val="22"/>
+        </w:rPr>
+        <w:t xml:space="preserve">, kako ne bi bio zahvaćen automatskim prepisivanjem. Ukoliko je sistem videonadzora povjeren vanjskom izvođaču, molimo da nas obavijestite koje pravno lice drži snimke ili im ima pristup, te da li ono postupa kao obrađivač u smislu Zakona.</w:t>
+      </w:r>
+    </w:p>
+    <w:p>
+      <w:pPr>
+        <w:spacing w:after="140" w:line="280"/>
+      </w:pPr>
+      <w:r>
+        <w:rPr>
+          <w:rFonts w:ascii="Times New Roman" w:cs="Times New Roman" w:eastAsia="Times New Roman" w:hAnsi="Times New Roman"/>
+          <w:sz w:val="22"/>
+          <w:szCs w:val="22"/>
+        </w:rPr>
+        <w:t xml:space="preserve">Molimo da nas, </w:t>
+      </w:r>
+      <w:r>
+        <w:rPr>
+          <w:rFonts w:ascii="Times New Roman" w:cs="Times New Roman" w:eastAsia="Times New Roman" w:hAnsi="Times New Roman"/>
+          <w:b/>
+          <w:bCs/>
+          <w:sz w:val="22"/>
+          <w:szCs w:val="22"/>
+        </w:rPr>
+        <w:t xml:space="preserve">bez odgađanja i najkasnije u roku od 48 sati</w:t>
+      </w:r>
+      <w:r>
+        <w:rPr>
+          <w:rFonts w:ascii="Times New Roman" w:cs="Times New Roman" w:eastAsia="Times New Roman" w:hAnsi="Times New Roman"/>
+          <w:sz w:val="22"/>
+          <w:szCs w:val="22"/>
+        </w:rPr>
+        <w:t xml:space="preserve"> od prijema ovog zahtjeva, obavijestite:</w:t>
+      </w:r>
+    </w:p>
+    <w:p>
+      <w:pPr>
+        <w:spacing w:after="70" w:line="280"/>
+        <w:ind w:left="340"/>
+      </w:pPr>
+      <w:r>
+        <w:rPr>
+          <w:rFonts w:ascii="Times New Roman" w:cs="Times New Roman" w:eastAsia="Times New Roman" w:hAnsi="Times New Roman"/>
+          <w:sz w:val="22"/>
+          <w:szCs w:val="22"/>
+        </w:rPr>
+        <w:t xml:space="preserve">1. da je snimak izdvojen i sačuvan (uz naznaku broja i datuma internog akta);</w:t>
+      </w:r>
+    </w:p>
+    <w:p>
+      <w:pPr>
+        <w:spacing w:after="70" w:line="280"/>
+        <w:ind w:left="340"/>
+      </w:pPr>
+      <w:r>
+        <w:rPr>
+          <w:rFonts w:ascii="Times New Roman" w:cs="Times New Roman" w:eastAsia="Times New Roman" w:hAnsi="Times New Roman"/>
+          <w:sz w:val="22"/>
+          <w:szCs w:val="22"/>
+        </w:rPr>
+        <w:t xml:space="preserve">2. o </w:t>
+      </w:r>
+      <w:r>
+        <w:rPr>
+          <w:rFonts w:ascii="Times New Roman" w:cs="Times New Roman" w:eastAsia="Times New Roman" w:hAnsi="Times New Roman"/>
+          <w:b/>
+          <w:bCs/>
+          <w:sz w:val="22"/>
+          <w:szCs w:val="22"/>
+        </w:rPr>
+        <w:t xml:space="preserve">roku čuvanja snimaka</w:t>
+      </w:r>
+      <w:r>
+        <w:rPr>
+          <w:rFonts w:ascii="Times New Roman" w:cs="Times New Roman" w:eastAsia="Times New Roman" w:hAnsi="Times New Roman"/>
+          <w:sz w:val="22"/>
+          <w:szCs w:val="22"/>
+        </w:rPr>
+        <w:t xml:space="preserve"> utvrđenom Vašom odlukom o videonadzoru iz člana 57. stav (4) Zakona;</w:t>
+      </w:r>
+    </w:p>
+    <w:p>
+      <w:pPr>
+        <w:spacing w:after="70" w:line="280"/>
+        <w:ind w:left="340"/>
+      </w:pPr>
+      <w:r>
+        <w:rPr>
+          <w:rFonts w:ascii="Times New Roman" w:cs="Times New Roman" w:eastAsia="Times New Roman" w:hAnsi="Times New Roman"/>
+          <w:sz w:val="22"/>
+          <w:szCs w:val="22"/>
+        </w:rPr>
+        <w:t xml:space="preserve">3. o identitetu kontrolora podataka i kontakt podacima putem kojih ostvarujemo svoja prava (član 57. stav (5) Zakona);</w:t>
+      </w:r>
+    </w:p>
+    <w:p>
+      <w:pPr>
+        <w:spacing w:after="70" w:line="280"/>
+        <w:ind w:left="340"/>
+      </w:pPr>
+      <w:r>
+        <w:rPr>
+          <w:rFonts w:ascii="Times New Roman" w:cs="Times New Roman" w:eastAsia="Times New Roman" w:hAnsi="Times New Roman"/>
+          <w:sz w:val="22"/>
+          <w:szCs w:val="22"/>
+        </w:rPr>
+        <w:t xml:space="preserve">4. o imenu i kontakt podacima službenika za zaštitu ličnih podataka, ako je imenovan.</w:t>
+      </w:r>
+    </w:p>
+    <w:p>
+      <w:pPr>
+        <w:spacing w:after="140" w:line="280"/>
+      </w:pPr>
+      <w:r>
+        <w:rPr>
+          <w:rFonts w:ascii="Times New Roman" w:cs="Times New Roman" w:eastAsia="Times New Roman" w:hAnsi="Times New Roman"/>
+          <w:sz w:val="22"/>
+          <w:szCs w:val="22"/>
+        </w:rPr>
+        <w:t xml:space="preserve">Ističemo da je rok čuvanja snimaka po pravilu kratak, zbog čega je postupanje po ovom zahtjevu </w:t>
+      </w:r>
+      <w:r>
+        <w:rPr>
+          <w:rFonts w:ascii="Times New Roman" w:cs="Times New Roman" w:eastAsia="Times New Roman" w:hAnsi="Times New Roman"/>
+          <w:b/>
+          <w:bCs/>
+          <w:sz w:val="22"/>
+          <w:szCs w:val="22"/>
+        </w:rPr>
+        <w:t xml:space="preserve">vremenski neodložno</w:t>
+      </w:r>
+      <w:r>
+        <w:rPr>
+          <w:rFonts w:ascii="Times New Roman" w:cs="Times New Roman" w:eastAsia="Times New Roman" w:hAnsi="Times New Roman"/>
+          <w:sz w:val="22"/>
+          <w:szCs w:val="22"/>
+        </w:rPr>
+        <w:t xml:space="preserve">; propuštanje očuvanja snimka nakon prijema ovog zahtjeva onemogućilo bi ostvarivanje naših prava iz čl. 14. do 24. Zakona.</w:t>
+      </w:r>
+    </w:p>
+    <w:p>
+      <w:pPr>
+        <w:spacing w:after="140" w:line="280"/>
+      </w:pPr>
+      <w:r>
+        <w:rPr>
+          <w:rFonts w:ascii="Times New Roman" w:cs="Times New Roman" w:eastAsia="Times New Roman" w:hAnsi="Times New Roman"/>
+          <w:sz w:val="22"/>
+          <w:szCs w:val="22"/>
+        </w:rPr>
+        <w:t xml:space="preserve">Spremni smo doći lično radi potvrde identiteta uz predočenje identifikacionih dokumenata, potpisati izjavu o namjeni i snositi eventualne troškove.</w:t>
+      </w:r>
+    </w:p>
+    <w:p>
+      <w:pPr>
+        <w:spacing w:after="140" w:line="280"/>
+      </w:pPr>
+      <w:r>
+        <w:rPr>
+          <w:rFonts w:ascii="Times New Roman" w:cs="Times New Roman" w:eastAsia="Times New Roman" w:hAnsi="Times New Roman"/>
+          <w:sz w:val="22"/>
+          <w:szCs w:val="22"/>
+        </w:rPr>
+        <w:t xml:space="preserve">Zahtjev se podnosi elektronskim putem i preporučenom poštom. Molimo potvrdu prijema.</w:t>
+      </w:r>
+    </w:p>
+    <w:p>
+      <w:pPr>
+        <w:spacing w:after="140"/>
+      </w:pPr>
+      <w:r>
+        <w:rPr>
+          <w:rFonts w:ascii="Times New Roman" w:cs="Times New Roman" w:eastAsia="Times New Roman" w:hAnsi="Times New Roman"/>
+          <w:sz w:val="22"/>
+          <w:szCs w:val="22"/>
+        </w:rPr>
+        <w:t xml:space="preserve"/>
+      </w:r>
+    </w:p>
+    <w:p>
+      <w:pPr>
+        <w:spacing w:after="440" w:line="280"/>
+      </w:pPr>
+      <w:r>
+        <w:rPr>
+          <w:rFonts w:ascii="Times New Roman" w:cs="Times New Roman" w:eastAsia="Times New Roman" w:hAnsi="Times New Roman"/>
+          <w:sz w:val="22"/>
+          <w:szCs w:val="22"/>
+        </w:rPr>
+        <w:t xml:space="preserve">S poštovanjem,</w:t>
+      </w:r>
+    </w:p>
+    <w:p>
+      <w:pPr>
         <w:spacing w:after="60" w:line="280"/>
-        <w:ind w:left="340"/>
-      </w:pPr>
-      <w:r>
-        <w:rPr>
-          <w:rFonts w:ascii="Times New Roman" w:cs="Times New Roman" w:eastAsia="Times New Roman" w:hAnsi="Times New Roman"/>
-          <w:sz w:val="22"/>
-          <w:szCs w:val="22"/>
-        </w:rPr>
-        <w:t xml:space="preserve">— </w:t>
-      </w:r>
-      <w:r>
-        <w:rPr>
-          <w:rFonts w:ascii="Times New Roman" w:cs="Times New Roman" w:eastAsia="Times New Roman" w:hAnsi="Times New Roman"/>
-          <w:b/>
-          <w:bCs/>
-          <w:sz w:val="22"/>
-          <w:szCs w:val="22"/>
-        </w:rPr>
-        <w:t xml:space="preserve">lokacija:</w:t>
-      </w:r>
-      <w:r>
-        <w:rPr>
-          <w:rFonts w:ascii="Times New Roman" w:cs="Times New Roman" w:eastAsia="Times New Roman" w:hAnsi="Times New Roman"/>
-          <w:sz w:val="22"/>
-          <w:szCs w:val="22"/>
-        </w:rPr>
-        <w:t xml:space="preserve"> središnje dvorište i posjetilački ulaz, Stari grad Blagaj (Stjepan grad);</w:t>
-      </w:r>
-    </w:p>
-    <w:p>
-      <w:pPr>
-        <w:spacing w:after="60" w:line="280"/>
-        <w:ind w:left="340"/>
-      </w:pPr>
-      <w:r>
-        <w:rPr>
-          <w:rFonts w:ascii="Times New Roman" w:cs="Times New Roman" w:eastAsia="Times New Roman" w:hAnsi="Times New Roman"/>
-          <w:sz w:val="22"/>
-          <w:szCs w:val="22"/>
-        </w:rPr>
-        <w:t xml:space="preserve">— </w:t>
-      </w:r>
-      <w:r>
-        <w:rPr>
-          <w:rFonts w:ascii="Times New Roman" w:cs="Times New Roman" w:eastAsia="Times New Roman" w:hAnsi="Times New Roman"/>
-          <w:b/>
-          <w:bCs/>
-          <w:sz w:val="22"/>
-          <w:szCs w:val="22"/>
-        </w:rPr>
-        <w:t xml:space="preserve">datum:</w:t>
-      </w:r>
-      <w:r>
-        <w:rPr>
-          <w:rFonts w:ascii="Times New Roman" w:cs="Times New Roman" w:eastAsia="Times New Roman" w:hAnsi="Times New Roman"/>
-          <w:sz w:val="22"/>
-          <w:szCs w:val="22"/>
-        </w:rPr>
-        <w:t xml:space="preserve"> 9. septembar 2026. godine;</w:t>
-      </w:r>
-    </w:p>
-    <w:p>
-      <w:pPr>
-        <w:spacing w:after="60" w:line="280"/>
-        <w:ind w:left="340"/>
-      </w:pPr>
-      <w:r>
-        <w:rPr>
-          <w:rFonts w:ascii="Times New Roman" w:cs="Times New Roman" w:eastAsia="Times New Roman" w:hAnsi="Times New Roman"/>
-          <w:sz w:val="22"/>
-          <w:szCs w:val="22"/>
-        </w:rPr>
-        <w:t xml:space="preserve">— </w:t>
-      </w:r>
-      <w:r>
-        <w:rPr>
-          <w:rFonts w:ascii="Times New Roman" w:cs="Times New Roman" w:eastAsia="Times New Roman" w:hAnsi="Times New Roman"/>
-          <w:b/>
-          <w:bCs/>
-          <w:sz w:val="22"/>
-          <w:szCs w:val="22"/>
-        </w:rPr>
-        <w:t xml:space="preserve">vrijeme:</w:t>
-      </w:r>
-      <w:r>
-        <w:rPr>
-          <w:rFonts w:ascii="Times New Roman" w:cs="Times New Roman" w:eastAsia="Times New Roman" w:hAnsi="Times New Roman"/>
-          <w:sz w:val="22"/>
-          <w:szCs w:val="22"/>
-        </w:rPr>
-        <w:t xml:space="preserve"> približno od 06:30 do 09:00 sati;</w:t>
-      </w:r>
-    </w:p>
-    <w:p>
-      <w:pPr>
-        <w:spacing w:after="60" w:line="280"/>
-        <w:ind w:left="340"/>
-      </w:pPr>
-      <w:r>
-        <w:rPr>
-          <w:rFonts w:ascii="Times New Roman" w:cs="Times New Roman" w:eastAsia="Times New Roman" w:hAnsi="Times New Roman"/>
-          <w:sz w:val="22"/>
-          <w:szCs w:val="22"/>
-        </w:rPr>
-        <w:t xml:space="preserve">— </w:t>
-      </w:r>
-      <w:r>
-        <w:rPr>
-          <w:rFonts w:ascii="Times New Roman" w:cs="Times New Roman" w:eastAsia="Times New Roman" w:hAnsi="Times New Roman"/>
-          <w:b/>
-          <w:bCs/>
-          <w:sz w:val="22"/>
-          <w:szCs w:val="22"/>
-        </w:rPr>
-        <w:t xml:space="preserve">kamera:</w:t>
-      </w:r>
-      <w:r>
-        <w:rPr>
-          <w:rFonts w:ascii="Times New Roman" w:cs="Times New Roman" w:eastAsia="Times New Roman" w:hAnsi="Times New Roman"/>
-          <w:sz w:val="22"/>
-          <w:szCs w:val="22"/>
-        </w:rPr>
-        <w:t xml:space="preserve"> pokretna kupolasta (PTZ) kamera na najvišoj kuli, na strani prema Blagaju i vrelu Bune, usmjerena prema unutrašnjem dvorištu i ulazu;</w:t>
-      </w:r>
-    </w:p>
-    <w:p>
-      <w:pPr>
-        <w:spacing w:after="140" w:line="280"/>
-        <w:ind w:left="340"/>
-      </w:pPr>
-      <w:r>
-        <w:rPr>
-          <w:rFonts w:ascii="Times New Roman" w:cs="Times New Roman" w:eastAsia="Times New Roman" w:hAnsi="Times New Roman"/>
-          <w:sz w:val="22"/>
-          <w:szCs w:val="22"/>
-        </w:rPr>
-        <w:t xml:space="preserve">— </w:t>
-      </w:r>
-      <w:r>
-        <w:rPr>
-          <w:rFonts w:ascii="Times New Roman" w:cs="Times New Roman" w:eastAsia="Times New Roman" w:hAnsi="Times New Roman"/>
-          <w:b/>
-          <w:bCs/>
-          <w:sz w:val="22"/>
-          <w:szCs w:val="22"/>
-        </w:rPr>
-        <w:t xml:space="preserve">osobe na snimku:</w:t>
-      </w:r>
-      <w:r>
-        <w:rPr>
-          <w:rFonts w:ascii="Times New Roman" w:cs="Times New Roman" w:eastAsia="Times New Roman" w:hAnsi="Times New Roman"/>
-          <w:sz w:val="22"/>
-          <w:szCs w:val="22"/>
-        </w:rPr>
-        <w:t xml:space="preserve"> potpisnici ovog zahtjeva, [ime i prezime] i [ime i prezime]; prema našem saznanju u kadru se u navedenom periodu nisu nalazila druga lica.</w:t>
-      </w:r>
-    </w:p>
-    <w:p>
-      <w:pPr>
-        <w:spacing w:after="140" w:line="280"/>
-      </w:pPr>
-      <w:r>
-        <w:rPr>
-          <w:rFonts w:ascii="Times New Roman" w:cs="Times New Roman" w:eastAsia="Times New Roman" w:hAnsi="Times New Roman"/>
-          <w:sz w:val="22"/>
-          <w:szCs w:val="22"/>
-        </w:rPr>
-        <w:t xml:space="preserve">Izjavljujemo da navedeni snimak zahtijevamo </w:t>
-      </w:r>
-      <w:r>
-        <w:rPr>
-          <w:rFonts w:ascii="Times New Roman" w:cs="Times New Roman" w:eastAsia="Times New Roman" w:hAnsi="Times New Roman"/>
-          <w:b/>
-          <w:bCs/>
-          <w:sz w:val="22"/>
-          <w:szCs w:val="22"/>
-        </w:rPr>
-        <w:t xml:space="preserve">radi postavljanja i ostvarivanja pravnih zahtjeva</w:t>
-      </w:r>
-      <w:r>
-        <w:rPr>
-          <w:rFonts w:ascii="Times New Roman" w:cs="Times New Roman" w:eastAsia="Times New Roman" w:hAnsi="Times New Roman"/>
-          <w:sz w:val="22"/>
-          <w:szCs w:val="22"/>
-        </w:rPr>
-        <w:t xml:space="preserve"> u smislu člana 20. stav (1) tačka c) Zakona, uključujući ostvarivanje prava na pristup ličnom podatku iz člana 17. Zakona te eventualnih pravnih sredstava iz čl. 108, 110. i 112. Zakona. U skladu s članom 20. stav (2) Zakona, ograničena obrada podrazumijeva da se lični podatak </w:t>
-      </w:r>
-      <w:r>
-        <w:rPr>
-          <w:rFonts w:ascii="Times New Roman" w:cs="Times New Roman" w:eastAsia="Times New Roman" w:hAnsi="Times New Roman"/>
-          <w:b/>
-          <w:bCs/>
-          <w:sz w:val="22"/>
-          <w:szCs w:val="22"/>
-        </w:rPr>
-        <w:t xml:space="preserve">smije čuvati</w:t>
-      </w:r>
-      <w:r>
-        <w:rPr>
-          <w:rFonts w:ascii="Times New Roman" w:cs="Times New Roman" w:eastAsia="Times New Roman" w:hAnsi="Times New Roman"/>
-          <w:sz w:val="22"/>
-          <w:szCs w:val="22"/>
-        </w:rPr>
-        <w:t xml:space="preserve">, te da njegovo brisanje nije dopušteno bez naše saglasnosti.</w:t>
-      </w:r>
-    </w:p>
-    <w:p>
-      <w:pPr>
-        <w:spacing w:after="140" w:line="280"/>
-      </w:pPr>
-      <w:r>
-        <w:rPr>
-          <w:rFonts w:ascii="Times New Roman" w:cs="Times New Roman" w:eastAsia="Times New Roman" w:hAnsi="Times New Roman"/>
-          <w:sz w:val="22"/>
-          <w:szCs w:val="22"/>
-        </w:rPr>
-        <w:t xml:space="preserve">Molimo da nas, </w:t>
-      </w:r>
-      <w:r>
-        <w:rPr>
-          <w:rFonts w:ascii="Times New Roman" w:cs="Times New Roman" w:eastAsia="Times New Roman" w:hAnsi="Times New Roman"/>
-          <w:b/>
-          <w:bCs/>
-          <w:sz w:val="22"/>
-          <w:szCs w:val="22"/>
-        </w:rPr>
-        <w:t xml:space="preserve">bez odgađanja i najkasnije u roku od 48 sati</w:t>
-      </w:r>
-      <w:r>
-        <w:rPr>
-          <w:rFonts w:ascii="Times New Roman" w:cs="Times New Roman" w:eastAsia="Times New Roman" w:hAnsi="Times New Roman"/>
-          <w:sz w:val="22"/>
-          <w:szCs w:val="22"/>
-        </w:rPr>
-        <w:t xml:space="preserve"> od prijema ovog zahtjeva, obavijestite:</w:t>
-      </w:r>
-    </w:p>
-    <w:p>
-      <w:pPr>
-        <w:spacing w:after="60" w:line="280"/>
-        <w:ind w:left="340"/>
-      </w:pPr>
-      <w:r>
-        <w:rPr>
-          <w:rFonts w:ascii="Times New Roman" w:cs="Times New Roman" w:eastAsia="Times New Roman" w:hAnsi="Times New Roman"/>
-          <w:sz w:val="22"/>
-          <w:szCs w:val="22"/>
-        </w:rPr>
-        <w:t xml:space="preserve">1. da je snimak izdvojen i sačuvan (uz naznaku broja i datuma internog akta);</w:t>
-      </w:r>
-    </w:p>
-    <w:p>
-      <w:pPr>
-        <w:spacing w:after="60" w:line="280"/>
-        <w:ind w:left="340"/>
-      </w:pPr>
-      <w:r>
-        <w:rPr>
-          <w:rFonts w:ascii="Times New Roman" w:cs="Times New Roman" w:eastAsia="Times New Roman" w:hAnsi="Times New Roman"/>
-          <w:sz w:val="22"/>
-          <w:szCs w:val="22"/>
-        </w:rPr>
-        <w:t xml:space="preserve">2. o </w:t>
-      </w:r>
-      <w:r>
-        <w:rPr>
-          <w:rFonts w:ascii="Times New Roman" w:cs="Times New Roman" w:eastAsia="Times New Roman" w:hAnsi="Times New Roman"/>
-          <w:b/>
-          <w:bCs/>
-          <w:sz w:val="22"/>
-          <w:szCs w:val="22"/>
-        </w:rPr>
-        <w:t xml:space="preserve">roku čuvanja snimaka</w:t>
-      </w:r>
-      <w:r>
-        <w:rPr>
-          <w:rFonts w:ascii="Times New Roman" w:cs="Times New Roman" w:eastAsia="Times New Roman" w:hAnsi="Times New Roman"/>
-          <w:sz w:val="22"/>
-          <w:szCs w:val="22"/>
-        </w:rPr>
-        <w:t xml:space="preserve"> utvrđenom Vašom odlukom o videonadzoru iz člana 57. stav (4) Zakona;</w:t>
-      </w:r>
-    </w:p>
-    <w:p>
-      <w:pPr>
-        <w:spacing w:after="60" w:line="280"/>
-        <w:ind w:left="340"/>
-      </w:pPr>
-      <w:r>
-        <w:rPr>
-          <w:rFonts w:ascii="Times New Roman" w:cs="Times New Roman" w:eastAsia="Times New Roman" w:hAnsi="Times New Roman"/>
-          <w:sz w:val="22"/>
-          <w:szCs w:val="22"/>
-        </w:rPr>
-        <w:t xml:space="preserve">3. o identitetu kontrolora podataka i kontakt podacima putem kojih ostvarujemo svoja prava (član 57. stav (5) Zakona);</w:t>
-      </w:r>
-    </w:p>
-    <w:p>
-      <w:pPr>
-        <w:spacing w:after="140" w:line="280"/>
-        <w:ind w:left="340"/>
-      </w:pPr>
-      <w:r>
-        <w:rPr>
-          <w:rFonts w:ascii="Times New Roman" w:cs="Times New Roman" w:eastAsia="Times New Roman" w:hAnsi="Times New Roman"/>
-          <w:sz w:val="22"/>
-          <w:szCs w:val="22"/>
-        </w:rPr>
-        <w:t xml:space="preserve">4. o imenu i kontakt podacima službenika za zaštitu ličnih podataka, ako je imenovan.</w:t>
-      </w:r>
-    </w:p>
-    <w:p>
-      <w:pPr>
-        <w:spacing w:after="140" w:line="280"/>
-      </w:pPr>
-      <w:r>
-        <w:rPr>
-          <w:rFonts w:ascii="Times New Roman" w:cs="Times New Roman" w:eastAsia="Times New Roman" w:hAnsi="Times New Roman"/>
-          <w:sz w:val="22"/>
-          <w:szCs w:val="22"/>
-        </w:rPr>
-        <w:t xml:space="preserve">Molimo da se snimak </w:t>
-      </w:r>
-      <w:r>
-        <w:rPr>
-          <w:rFonts w:ascii="Times New Roman" w:cs="Times New Roman" w:eastAsia="Times New Roman" w:hAnsi="Times New Roman"/>
-          <w:b/>
-          <w:bCs/>
-          <w:sz w:val="22"/>
-          <w:szCs w:val="22"/>
-        </w:rPr>
-        <w:t xml:space="preserve">izveze u datoteku i kopira s uređaja</w:t>
-      </w:r>
-      <w:r>
-        <w:rPr>
-          <w:rFonts w:ascii="Times New Roman" w:cs="Times New Roman" w:eastAsia="Times New Roman" w:hAnsi="Times New Roman"/>
-          <w:sz w:val="22"/>
-          <w:szCs w:val="22"/>
-        </w:rPr>
-        <w:t xml:space="preserve">, kako bi bio siguran od automatskog prepisivanja. Ukoliko je sistem povjeren vanjskom izvođaču, molimo da nas obavijestite koje pravno lice drži, odnosno kojem je omogućen pristup snimcima, te da li ono postupa kao obrađivač.</w:t>
-      </w:r>
-    </w:p>
-    <w:p>
-      <w:pPr>
-        <w:spacing w:after="140" w:line="280"/>
-      </w:pPr>
-      <w:r>
-        <w:rPr>
-          <w:rFonts w:ascii="Times New Roman" w:cs="Times New Roman" w:eastAsia="Times New Roman" w:hAnsi="Times New Roman"/>
-          <w:sz w:val="22"/>
-          <w:szCs w:val="22"/>
-        </w:rPr>
-        <w:t xml:space="preserve">Ističemo da je rok čuvanja snimaka po pravilu kratak, zbog čega je postupanje po ovom zahtjevu </w:t>
-      </w:r>
-      <w:r>
-        <w:rPr>
-          <w:rFonts w:ascii="Times New Roman" w:cs="Times New Roman" w:eastAsia="Times New Roman" w:hAnsi="Times New Roman"/>
-          <w:b/>
-          <w:bCs/>
-          <w:sz w:val="22"/>
-          <w:szCs w:val="22"/>
-        </w:rPr>
-        <w:t xml:space="preserve">vremenski neodložno</w:t>
-      </w:r>
-      <w:r>
-        <w:rPr>
-          <w:rFonts w:ascii="Times New Roman" w:cs="Times New Roman" w:eastAsia="Times New Roman" w:hAnsi="Times New Roman"/>
-          <w:sz w:val="22"/>
-          <w:szCs w:val="22"/>
-        </w:rPr>
-        <w:t xml:space="preserve">; propuštanje očuvanja snimka nakon prijema ovog zahtjeva onemogućilo bi ostvarivanje naših prava iz čl. 14. do 24. Zakona.</w:t>
-      </w:r>
-    </w:p>
-    <w:p>
-      <w:pPr>
-        <w:spacing w:after="140" w:line="280"/>
-      </w:pPr>
-      <w:r>
-        <w:rPr>
-          <w:rFonts w:ascii="Times New Roman" w:cs="Times New Roman" w:eastAsia="Times New Roman" w:hAnsi="Times New Roman"/>
-          <w:sz w:val="22"/>
-          <w:szCs w:val="22"/>
-        </w:rPr>
-        <w:t xml:space="preserve">Zahtjev se podnosi elektronskim putem i preporučenom poštom. Molimo potvrdu prijema.</w:t>
-      </w:r>
-    </w:p>
-    <w:p>
-      <w:pPr>
-        <w:spacing w:after="140"/>
-      </w:pPr>
-      <w:r>
-        <w:rPr>
-          <w:rFonts w:ascii="Times New Roman" w:cs="Times New Roman" w:eastAsia="Times New Roman" w:hAnsi="Times New Roman"/>
-          <w:sz w:val="22"/>
-          <w:szCs w:val="22"/>
-        </w:rPr>
-        <w:t xml:space="preserve"/>
-      </w:r>
-    </w:p>
-    <w:p>
-      <w:pPr>
-        <w:spacing w:after="420" w:line="280"/>
-      </w:pPr>
-      <w:r>
-        <w:rPr>
-          <w:rFonts w:ascii="Times New Roman" w:cs="Times New Roman" w:eastAsia="Times New Roman" w:hAnsi="Times New Roman"/>
-          <w:sz w:val="22"/>
-          <w:szCs w:val="22"/>
-        </w:rPr>
-        <w:t xml:space="preserve">S poštovanjem,</w:t>
-      </w:r>
-    </w:p>
-    <w:p>
-      <w:pPr>
-        <w:spacing w:after="60" w:line="280"/>
       </w:pPr>
       <w:r>
         <w:rPr>
@@ -1038,29 +1134,6 @@
           <w:szCs w:val="22"/>
         </w:rPr>
         <w:t xml:space="preserve">[ime i prezime]                                            [ime i prezime]</w:t>
-      </w:r>
-    </w:p>
-    <w:p>
-      <w:pPr>
-        <w:spacing w:after="140" w:line="280"/>
-      </w:pPr>
-      <w:r>
-        <w:rPr>
-          <w:rFonts w:ascii="Times New Roman" w:cs="Times New Roman" w:eastAsia="Times New Roman" w:hAnsi="Times New Roman"/>
-          <w:b/>
-          <w:bCs/>
-          <w:sz w:val="22"/>
-          <w:szCs w:val="22"/>
-        </w:rPr>
-        <w:t xml:space="preserve">Prilozi:</w:t>
-      </w:r>
-      <w:r>
-        <w:rPr>
-          <w:rFonts w:ascii="Times New Roman" w:cs="Times New Roman" w:eastAsia="Times New Roman" w:hAnsi="Times New Roman"/>
-          <w:sz w:val="22"/>
-          <w:szCs w:val="22"/>
-        </w:rPr>
-        <w:t xml:space="preserve"> kopije identifikacionih dokumenata podnosilaca.</w:t>
       </w:r>
     </w:p>
     <w:p>
@@ -1227,7 +1300,7 @@
     </w:p>
     <w:p>
       <w:pPr>
-        <w:spacing w:after="260" w:before="60" w:line="280"/>
+        <w:spacing w:after="260" w:before="80" w:line="280"/>
       </w:pPr>
       <w:r>
         <w:rPr>
@@ -1278,550 +1351,563 @@
           <w:sz w:val="22"/>
           <w:szCs w:val="22"/>
         </w:rPr>
-        <w:t xml:space="preserve">na osnovu člana 4. i člana 11. Zakona o slobodi pristupa informacijama u Federaciji Bosne i Hercegovine („Službene novine Federacije BiH", br. 32/01 i 48/11) (u daljem tekstu: ZoSPI FBiH), podnosimo zahtjev za pristup informacijama pod kontrolom Vašeg organa, i to:</w:t>
+        <w:t xml:space="preserve">dana 9. septembra 2026. godine, oko 7 sati ujutro, zaručili smo se na Starom gradu Blagaj, a vlastita kamera nam je otkazala. Tražimo snimak videonadzora s tog jutra jer je to jedini zapis tog trenutka koji možda postoji.</w:t>
+      </w:r>
+    </w:p>
+    <w:p>
+      <w:pPr>
+        <w:spacing w:after="140" w:line="280"/>
+      </w:pPr>
+      <w:r>
+        <w:rPr>
+          <w:rFonts w:ascii="Times New Roman" w:cs="Times New Roman" w:eastAsia="Times New Roman" w:hAnsi="Times New Roman"/>
+          <w:sz w:val="22"/>
+          <w:szCs w:val="22"/>
+        </w:rPr>
+        <w:t xml:space="preserve">Na osnovu člana 4. i člana 11. Zakona o slobodi pristupa informacijama u Federaciji Bosne i Hercegovine („Službene novine Federacije BiH", br. 32/01 i 48/11) (u daljem tekstu: ZoSPI FBiH), podnosimo zahtjev za pristup informacijama pod kontrolom Vašeg organa, i to:</w:t>
+      </w:r>
+    </w:p>
+    <w:p>
+      <w:pPr>
+        <w:spacing w:after="70" w:line="280"/>
+        <w:ind w:left="340"/>
+      </w:pPr>
+      <w:r>
+        <w:rPr>
+          <w:rFonts w:ascii="Times New Roman" w:cs="Times New Roman" w:eastAsia="Times New Roman" w:hAnsi="Times New Roman"/>
+          <w:sz w:val="22"/>
+          <w:szCs w:val="22"/>
+        </w:rPr>
+        <w:t xml:space="preserve">1. </w:t>
+      </w:r>
+      <w:r>
+        <w:rPr>
+          <w:rFonts w:ascii="Times New Roman" w:cs="Times New Roman" w:eastAsia="Times New Roman" w:hAnsi="Times New Roman"/>
+          <w:b/>
+          <w:bCs/>
+          <w:sz w:val="22"/>
+          <w:szCs w:val="22"/>
+        </w:rPr>
+        <w:t xml:space="preserve">snimku videonadzora</w:t>
+      </w:r>
+      <w:r>
+        <w:rPr>
+          <w:rFonts w:ascii="Times New Roman" w:cs="Times New Roman" w:eastAsia="Times New Roman" w:hAnsi="Times New Roman"/>
+          <w:sz w:val="22"/>
+          <w:szCs w:val="22"/>
+        </w:rPr>
+        <w:t xml:space="preserve"> sačinjenom na lokaciji središnje dvorište i posjetilački ulaz, Stari grad Blagaj (Stjepan grad), dana 9. septembra 2026. godine, u vremenu od 06:30 do 09:00 sati, u dijelu u kojem se na snimku nalaze podnosioci ovog zahtjeva;</w:t>
+      </w:r>
+    </w:p>
+    <w:p>
+      <w:pPr>
+        <w:spacing w:after="70" w:line="280"/>
+        <w:ind w:left="340"/>
+      </w:pPr>
+      <w:r>
+        <w:rPr>
+          <w:rFonts w:ascii="Times New Roman" w:cs="Times New Roman" w:eastAsia="Times New Roman" w:hAnsi="Times New Roman"/>
+          <w:sz w:val="22"/>
+          <w:szCs w:val="22"/>
+        </w:rPr>
+        <w:t xml:space="preserve">2. </w:t>
+      </w:r>
+      <w:r>
+        <w:rPr>
+          <w:rFonts w:ascii="Times New Roman" w:cs="Times New Roman" w:eastAsia="Times New Roman" w:hAnsi="Times New Roman"/>
+          <w:b/>
+          <w:bCs/>
+          <w:sz w:val="22"/>
+          <w:szCs w:val="22"/>
+        </w:rPr>
+        <w:t xml:space="preserve">odluci/aktu</w:t>
+      </w:r>
+      <w:r>
+        <w:rPr>
+          <w:rFonts w:ascii="Times New Roman" w:cs="Times New Roman" w:eastAsia="Times New Roman" w:hAnsi="Times New Roman"/>
+          <w:sz w:val="22"/>
+          <w:szCs w:val="22"/>
+        </w:rPr>
+        <w:t xml:space="preserve"> kojim je uspostavljen videonadzor na navedenoj lokaciji, uključujući podatke o svrsi, broju kamera, prostoru koji svaka kamera snima i </w:t>
+      </w:r>
+      <w:r>
+        <w:rPr>
+          <w:rFonts w:ascii="Times New Roman" w:cs="Times New Roman" w:eastAsia="Times New Roman" w:hAnsi="Times New Roman"/>
+          <w:b/>
+          <w:bCs/>
+          <w:sz w:val="22"/>
+          <w:szCs w:val="22"/>
+        </w:rPr>
+        <w:t xml:space="preserve">roku čuvanja snimaka</w:t>
+      </w:r>
+      <w:r>
+        <w:rPr>
+          <w:rFonts w:ascii="Times New Roman" w:cs="Times New Roman" w:eastAsia="Times New Roman" w:hAnsi="Times New Roman"/>
+          <w:sz w:val="22"/>
+          <w:szCs w:val="22"/>
+        </w:rPr>
+        <w:t xml:space="preserve">;</w:t>
+      </w:r>
+    </w:p>
+    <w:p>
+      <w:pPr>
+        <w:spacing w:after="70" w:line="280"/>
+        <w:ind w:left="340"/>
+      </w:pPr>
+      <w:r>
+        <w:rPr>
+          <w:rFonts w:ascii="Times New Roman" w:cs="Times New Roman" w:eastAsia="Times New Roman" w:hAnsi="Times New Roman"/>
+          <w:sz w:val="22"/>
+          <w:szCs w:val="22"/>
+        </w:rPr>
+        <w:t xml:space="preserve">3. </w:t>
+      </w:r>
+      <w:r>
+        <w:rPr>
+          <w:rFonts w:ascii="Times New Roman" w:cs="Times New Roman" w:eastAsia="Times New Roman" w:hAnsi="Times New Roman"/>
+          <w:b/>
+          <w:bCs/>
+          <w:sz w:val="22"/>
+          <w:szCs w:val="22"/>
+        </w:rPr>
+        <w:t xml:space="preserve">podatku o tome koji je organ, odnosno pravno ili fizičko lice, kontrolor</w:t>
+      </w:r>
+      <w:r>
+        <w:rPr>
+          <w:rFonts w:ascii="Times New Roman" w:cs="Times New Roman" w:eastAsia="Times New Roman" w:hAnsi="Times New Roman"/>
+          <w:sz w:val="22"/>
+          <w:szCs w:val="22"/>
+        </w:rPr>
+        <w:t xml:space="preserve"> navedenog sistema videonadzora, te ime i kontakt podatke Vašeg </w:t>
+      </w:r>
+      <w:r>
+        <w:rPr>
+          <w:rFonts w:ascii="Times New Roman" w:cs="Times New Roman" w:eastAsia="Times New Roman" w:hAnsi="Times New Roman"/>
+          <w:b/>
+          <w:bCs/>
+          <w:sz w:val="22"/>
+          <w:szCs w:val="22"/>
+        </w:rPr>
+        <w:t xml:space="preserve">službenika za informiranje</w:t>
+      </w:r>
+      <w:r>
+        <w:rPr>
+          <w:rFonts w:ascii="Times New Roman" w:cs="Times New Roman" w:eastAsia="Times New Roman" w:hAnsi="Times New Roman"/>
+          <w:sz w:val="22"/>
+          <w:szCs w:val="22"/>
+        </w:rPr>
+        <w:t xml:space="preserve"> (član 19. ZoSPI FBiH) i </w:t>
+      </w:r>
+      <w:r>
+        <w:rPr>
+          <w:rFonts w:ascii="Times New Roman" w:cs="Times New Roman" w:eastAsia="Times New Roman" w:hAnsi="Times New Roman"/>
+          <w:b/>
+          <w:bCs/>
+          <w:sz w:val="22"/>
+          <w:szCs w:val="22"/>
+        </w:rPr>
+        <w:t xml:space="preserve">službenika za zaštitu ličnih podataka</w:t>
+      </w:r>
+      <w:r>
+        <w:rPr>
+          <w:rFonts w:ascii="Times New Roman" w:cs="Times New Roman" w:eastAsia="Times New Roman" w:hAnsi="Times New Roman"/>
+          <w:sz w:val="22"/>
+          <w:szCs w:val="22"/>
+        </w:rPr>
+        <w:t xml:space="preserve">;</w:t>
+      </w:r>
+    </w:p>
+    <w:p>
+      <w:pPr>
+        <w:spacing w:after="70" w:line="280"/>
+        <w:ind w:left="340"/>
+      </w:pPr>
+      <w:r>
+        <w:rPr>
+          <w:rFonts w:ascii="Times New Roman" w:cs="Times New Roman" w:eastAsia="Times New Roman" w:hAnsi="Times New Roman"/>
+          <w:sz w:val="22"/>
+          <w:szCs w:val="22"/>
+        </w:rPr>
+        <w:t xml:space="preserve">4. </w:t>
+      </w:r>
+      <w:r>
+        <w:rPr>
+          <w:rFonts w:ascii="Times New Roman" w:cs="Times New Roman" w:eastAsia="Times New Roman" w:hAnsi="Times New Roman"/>
+          <w:b/>
+          <w:bCs/>
+          <w:sz w:val="22"/>
+          <w:szCs w:val="22"/>
+        </w:rPr>
+        <w:t xml:space="preserve">Vodiču i Indeks registru</w:t>
+      </w:r>
+      <w:r>
+        <w:rPr>
+          <w:rFonts w:ascii="Times New Roman" w:cs="Times New Roman" w:eastAsia="Times New Roman" w:hAnsi="Times New Roman"/>
+          <w:sz w:val="22"/>
+          <w:szCs w:val="22"/>
+        </w:rPr>
+        <w:t xml:space="preserve"> iz člana 20. ZoSPI FBiH.</w:t>
+      </w:r>
+    </w:p>
+    <w:p>
+      <w:pPr>
+        <w:spacing w:after="140" w:line="280"/>
+      </w:pPr>
+      <w:r>
+        <w:rPr>
+          <w:rFonts w:ascii="Times New Roman" w:cs="Times New Roman" w:eastAsia="Times New Roman" w:hAnsi="Times New Roman"/>
+          <w:sz w:val="22"/>
+          <w:szCs w:val="22"/>
+        </w:rPr>
+        <w:t xml:space="preserve">Tražena informacija predstavlja informaciju u smislu člana 3. tačka 1) ZoSPI FBiH („svaki materijal kojim se prenose činjenice, mišljenja, podaci ili bilo koji drugi sadržaj… </w:t>
+      </w:r>
+      <w:r>
+        <w:rPr>
+          <w:rFonts w:ascii="Times New Roman" w:cs="Times New Roman" w:eastAsia="Times New Roman" w:hAnsi="Times New Roman"/>
+          <w:b/>
+          <w:bCs/>
+          <w:sz w:val="22"/>
+          <w:szCs w:val="22"/>
+        </w:rPr>
+        <w:t xml:space="preserve">bez obzira na oblik</w:t>
+      </w:r>
+      <w:r>
+        <w:rPr>
+          <w:rFonts w:ascii="Times New Roman" w:cs="Times New Roman" w:eastAsia="Times New Roman" w:hAnsi="Times New Roman"/>
+          <w:sz w:val="22"/>
+          <w:szCs w:val="22"/>
+        </w:rPr>
+        <w:t xml:space="preserve">"), čime je video zapis obuhvaćen.</w:t>
+      </w:r>
+    </w:p>
+    <w:p>
+      <w:pPr>
+        <w:spacing w:after="140" w:line="280"/>
+      </w:pPr>
+      <w:r>
+        <w:rPr>
+          <w:rFonts w:ascii="Times New Roman" w:cs="Times New Roman" w:eastAsia="Times New Roman" w:hAnsi="Times New Roman"/>
+          <w:sz w:val="22"/>
+          <w:szCs w:val="22"/>
+        </w:rPr>
+        <w:t xml:space="preserve">Zahtjev pod tačkom 1. odnosi se na </w:t>
+      </w:r>
+      <w:r>
+        <w:rPr>
+          <w:rFonts w:ascii="Times New Roman" w:cs="Times New Roman" w:eastAsia="Times New Roman" w:hAnsi="Times New Roman"/>
+          <w:b/>
+          <w:bCs/>
+          <w:sz w:val="22"/>
+          <w:szCs w:val="22"/>
+        </w:rPr>
+        <w:t xml:space="preserve">osobnu informaciju</w:t>
+      </w:r>
+      <w:r>
+        <w:rPr>
+          <w:rFonts w:ascii="Times New Roman" w:cs="Times New Roman" w:eastAsia="Times New Roman" w:hAnsi="Times New Roman"/>
+          <w:sz w:val="22"/>
+          <w:szCs w:val="22"/>
+        </w:rPr>
+        <w:t xml:space="preserve"> u smislu člana 3. tačka 4) ZoSPI FBiH, koja se odnosi na podnosioce. U skladu s </w:t>
+      </w:r>
+      <w:r>
+        <w:rPr>
+          <w:rFonts w:ascii="Times New Roman" w:cs="Times New Roman" w:eastAsia="Times New Roman" w:hAnsi="Times New Roman"/>
+          <w:b/>
+          <w:bCs/>
+          <w:sz w:val="22"/>
+          <w:szCs w:val="22"/>
+        </w:rPr>
+        <w:t xml:space="preserve">članom 11. stav (3)</w:t>
+      </w:r>
+      <w:r>
+        <w:rPr>
+          <w:rFonts w:ascii="Times New Roman" w:cs="Times New Roman" w:eastAsia="Times New Roman" w:hAnsi="Times New Roman"/>
+          <w:sz w:val="22"/>
+          <w:szCs w:val="22"/>
+        </w:rPr>
+        <w:t xml:space="preserve"> ZoSPI FBiH, zahtjev podnose fizička lica na koja se informacija odnosi, koja ga </w:t>
+      </w:r>
+      <w:r>
+        <w:rPr>
+          <w:rFonts w:ascii="Times New Roman" w:cs="Times New Roman" w:eastAsia="Times New Roman" w:hAnsi="Times New Roman"/>
+          <w:b/>
+          <w:bCs/>
+          <w:sz w:val="22"/>
+          <w:szCs w:val="22"/>
+        </w:rPr>
+        <w:t xml:space="preserve">svojeručno potpisuju</w:t>
+      </w:r>
+      <w:r>
+        <w:rPr>
+          <w:rFonts w:ascii="Times New Roman" w:cs="Times New Roman" w:eastAsia="Times New Roman" w:hAnsi="Times New Roman"/>
+          <w:sz w:val="22"/>
+          <w:szCs w:val="22"/>
+        </w:rPr>
+        <w:t xml:space="preserve">; identifikacione dokumente s fotografijom </w:t>
+      </w:r>
+      <w:r>
+        <w:rPr>
+          <w:rFonts w:ascii="Times New Roman" w:cs="Times New Roman" w:eastAsia="Times New Roman" w:hAnsi="Times New Roman"/>
+          <w:b/>
+          <w:bCs/>
+          <w:sz w:val="22"/>
+          <w:szCs w:val="22"/>
+        </w:rPr>
+        <w:t xml:space="preserve">predočit ćemo prilikom podnošenja, odnosno prilikom ličnog dolaska u Vaše prostorije</w:t>
+      </w:r>
+      <w:r>
+        <w:rPr>
+          <w:rFonts w:ascii="Times New Roman" w:cs="Times New Roman" w:eastAsia="Times New Roman" w:hAnsi="Times New Roman"/>
+          <w:sz w:val="22"/>
+          <w:szCs w:val="22"/>
+        </w:rPr>
+        <w:t xml:space="preserve">.</w:t>
+      </w:r>
+    </w:p>
+    <w:p>
+      <w:pPr>
+        <w:spacing w:after="140" w:line="280"/>
+      </w:pPr>
+      <w:r>
+        <w:rPr>
+          <w:rFonts w:ascii="Times New Roman" w:cs="Times New Roman" w:eastAsia="Times New Roman" w:hAnsi="Times New Roman"/>
+          <w:sz w:val="22"/>
+          <w:szCs w:val="22"/>
+        </w:rPr>
+        <w:t xml:space="preserve">Ističemo da izuzetak iz </w:t>
+      </w:r>
+      <w:r>
+        <w:rPr>
+          <w:rFonts w:ascii="Times New Roman" w:cs="Times New Roman" w:eastAsia="Times New Roman" w:hAnsi="Times New Roman"/>
+          <w:b/>
+          <w:bCs/>
+          <w:sz w:val="22"/>
+          <w:szCs w:val="22"/>
+        </w:rPr>
+        <w:t xml:space="preserve">člana 8.</w:t>
+      </w:r>
+      <w:r>
+        <w:rPr>
+          <w:rFonts w:ascii="Times New Roman" w:cs="Times New Roman" w:eastAsia="Times New Roman" w:hAnsi="Times New Roman"/>
+          <w:sz w:val="22"/>
+          <w:szCs w:val="22"/>
+        </w:rPr>
+        <w:t xml:space="preserve"> ZoSPI FBiH štiti privatnost </w:t>
+      </w:r>
+      <w:r>
+        <w:rPr>
+          <w:rFonts w:ascii="Times New Roman" w:cs="Times New Roman" w:eastAsia="Times New Roman" w:hAnsi="Times New Roman"/>
+          <w:b/>
+          <w:bCs/>
+          <w:sz w:val="22"/>
+          <w:szCs w:val="22"/>
+        </w:rPr>
+        <w:t xml:space="preserve">treće osobe</w:t>
+      </w:r>
+      <w:r>
+        <w:rPr>
+          <w:rFonts w:ascii="Times New Roman" w:cs="Times New Roman" w:eastAsia="Times New Roman" w:hAnsi="Times New Roman"/>
+          <w:sz w:val="22"/>
+          <w:szCs w:val="22"/>
+        </w:rPr>
+        <w:t xml:space="preserve">, te se ne odnosi na pristup vlastitim osobnim informacijama podnosilaca. Ukoliko bi dio tražene informacije bio utvrđen kao izuzetak, tražimo primjenu </w:t>
+      </w:r>
+      <w:r>
+        <w:rPr>
+          <w:rFonts w:ascii="Times New Roman" w:cs="Times New Roman" w:eastAsia="Times New Roman" w:hAnsi="Times New Roman"/>
+          <w:b/>
+          <w:bCs/>
+          <w:sz w:val="22"/>
+          <w:szCs w:val="22"/>
+        </w:rPr>
+        <w:t xml:space="preserve">člana 10.</w:t>
+      </w:r>
+      <w:r>
+        <w:rPr>
+          <w:rFonts w:ascii="Times New Roman" w:cs="Times New Roman" w:eastAsia="Times New Roman" w:hAnsi="Times New Roman"/>
+          <w:sz w:val="22"/>
+          <w:szCs w:val="22"/>
+        </w:rPr>
+        <w:t xml:space="preserve"> ZoSPI FBiH — izdvajanje tog dijela i priopćavanje ostatka, uključujući zamućivanje ili maskiranje lika trećih lica. </w:t>
+      </w:r>
+      <w:r>
+        <w:rPr>
+          <w:rFonts w:ascii="Times New Roman" w:cs="Times New Roman" w:eastAsia="Times New Roman" w:hAnsi="Times New Roman"/>
+          <w:b/>
+          <w:bCs/>
+          <w:sz w:val="22"/>
+          <w:szCs w:val="22"/>
+        </w:rPr>
+        <w:t xml:space="preserve">Svaki od podnosilaca izričito daje saglasnost</w:t>
+      </w:r>
+      <w:r>
+        <w:rPr>
+          <w:rFonts w:ascii="Times New Roman" w:cs="Times New Roman" w:eastAsia="Times New Roman" w:hAnsi="Times New Roman"/>
+          <w:sz w:val="22"/>
+          <w:szCs w:val="22"/>
+        </w:rPr>
+        <w:t xml:space="preserve"> da se drugom podnosiocu priopći informacija na kojoj se nalaze oba podnosioca.</w:t>
+      </w:r>
+    </w:p>
+    <w:p>
+      <w:pPr>
+        <w:spacing w:after="140" w:line="280"/>
+      </w:pPr>
+      <w:r>
+        <w:rPr>
+          <w:rFonts w:ascii="Times New Roman" w:cs="Times New Roman" w:eastAsia="Times New Roman" w:hAnsi="Times New Roman"/>
+          <w:sz w:val="22"/>
+          <w:szCs w:val="22"/>
+        </w:rPr>
+        <w:t xml:space="preserve">Molimo postupanje u roku iz </w:t>
+      </w:r>
+      <w:r>
+        <w:rPr>
+          <w:rFonts w:ascii="Times New Roman" w:cs="Times New Roman" w:eastAsia="Times New Roman" w:hAnsi="Times New Roman"/>
+          <w:b/>
+          <w:bCs/>
+          <w:sz w:val="22"/>
+          <w:szCs w:val="22"/>
+        </w:rPr>
+        <w:t xml:space="preserve">člana 14. stav (4)</w:t>
+      </w:r>
+      <w:r>
+        <w:rPr>
+          <w:rFonts w:ascii="Times New Roman" w:cs="Times New Roman" w:eastAsia="Times New Roman" w:hAnsi="Times New Roman"/>
+          <w:sz w:val="22"/>
+          <w:szCs w:val="22"/>
+        </w:rPr>
+        <w:t xml:space="preserve"> ZoSPI FBiH — </w:t>
+      </w:r>
+      <w:r>
+        <w:rPr>
+          <w:rFonts w:ascii="Times New Roman" w:cs="Times New Roman" w:eastAsia="Times New Roman" w:hAnsi="Times New Roman"/>
+          <w:b/>
+          <w:bCs/>
+          <w:sz w:val="22"/>
+          <w:szCs w:val="22"/>
+        </w:rPr>
+        <w:t xml:space="preserve">najkasnije 15 dana</w:t>
+      </w:r>
+      <w:r>
+        <w:rPr>
+          <w:rFonts w:ascii="Times New Roman" w:cs="Times New Roman" w:eastAsia="Times New Roman" w:hAnsi="Times New Roman"/>
+          <w:sz w:val="22"/>
+          <w:szCs w:val="22"/>
+        </w:rPr>
+        <w:t xml:space="preserve"> od dana prijama zahtjeva — te donošenje rješenja s poukom o pravnom lijeku. Ukoliko Vaš organ nije nadležan, molimo postupanje u smislu </w:t>
+      </w:r>
+      <w:r>
+        <w:rPr>
+          <w:rFonts w:ascii="Times New Roman" w:cs="Times New Roman" w:eastAsia="Times New Roman" w:hAnsi="Times New Roman"/>
+          <w:b/>
+          <w:bCs/>
+          <w:sz w:val="22"/>
+          <w:szCs w:val="22"/>
+        </w:rPr>
+        <w:t xml:space="preserve">člana 13. stav (1)</w:t>
+      </w:r>
+      <w:r>
+        <w:rPr>
+          <w:rFonts w:ascii="Times New Roman" w:cs="Times New Roman" w:eastAsia="Times New Roman" w:hAnsi="Times New Roman"/>
+          <w:sz w:val="22"/>
+          <w:szCs w:val="22"/>
+        </w:rPr>
+        <w:t xml:space="preserve"> ZoSPI FBiH.</w:t>
+      </w:r>
+    </w:p>
+    <w:p>
+      <w:pPr>
+        <w:spacing w:after="140" w:line="280"/>
+      </w:pPr>
+      <w:r>
+        <w:rPr>
+          <w:rFonts w:ascii="Times New Roman" w:cs="Times New Roman" w:eastAsia="Times New Roman" w:hAnsi="Times New Roman"/>
+          <w:sz w:val="22"/>
+          <w:szCs w:val="22"/>
+        </w:rPr>
+        <w:t xml:space="preserve">U skladu s </w:t>
+      </w:r>
+      <w:r>
+        <w:rPr>
+          <w:rFonts w:ascii="Times New Roman" w:cs="Times New Roman" w:eastAsia="Times New Roman" w:hAnsi="Times New Roman"/>
+          <w:b/>
+          <w:bCs/>
+          <w:sz w:val="22"/>
+          <w:szCs w:val="22"/>
+        </w:rPr>
+        <w:t xml:space="preserve">članom 16.</w:t>
+      </w:r>
+      <w:r>
+        <w:rPr>
+          <w:rFonts w:ascii="Times New Roman" w:cs="Times New Roman" w:eastAsia="Times New Roman" w:hAnsi="Times New Roman"/>
+          <w:sz w:val="22"/>
+          <w:szCs w:val="22"/>
+        </w:rPr>
+        <w:t xml:space="preserve"> ZoSPI FBiH, za podneseni zahtjev, rješenje ili obavještenje ne naplaćuje se naknada niti pristojba. Spremni smo podmiriti troškove umnožavanja i dostaviti vlastiti nosač podataka (USB).</w:t>
+      </w:r>
+    </w:p>
+    <w:p>
+      <w:pPr>
+        <w:spacing w:after="140" w:line="280"/>
+      </w:pPr>
+      <w:r>
+        <w:rPr>
+          <w:rFonts w:ascii="Times New Roman" w:cs="Times New Roman" w:eastAsia="Times New Roman" w:hAnsi="Times New Roman"/>
+          <w:sz w:val="22"/>
+          <w:szCs w:val="22"/>
+        </w:rPr>
+        <w:t xml:space="preserve">Ovaj zahtjev podnosi se kao samostalan zahtjev, </w:t>
+      </w:r>
+      <w:r>
+        <w:rPr>
+          <w:rFonts w:ascii="Times New Roman" w:cs="Times New Roman" w:eastAsia="Times New Roman" w:hAnsi="Times New Roman"/>
+          <w:b/>
+          <w:bCs/>
+          <w:sz w:val="22"/>
+          <w:szCs w:val="22"/>
+        </w:rPr>
+        <w:t xml:space="preserve">bez uticaja na</w:t>
+      </w:r>
+      <w:r>
+        <w:rPr>
+          <w:rFonts w:ascii="Times New Roman" w:cs="Times New Roman" w:eastAsia="Times New Roman" w:hAnsi="Times New Roman"/>
+          <w:sz w:val="22"/>
+          <w:szCs w:val="22"/>
+        </w:rPr>
+        <w:t xml:space="preserve"> naš zahtjev za očuvanje snimka i naš zahtjev na osnovu člana 17. Zakona o zaštiti ličnih podataka.</w:t>
+      </w:r>
+    </w:p>
+    <w:p>
+      <w:pPr>
+        <w:spacing w:after="140"/>
+      </w:pPr>
+      <w:r>
+        <w:rPr>
+          <w:rFonts w:ascii="Times New Roman" w:cs="Times New Roman" w:eastAsia="Times New Roman" w:hAnsi="Times New Roman"/>
+          <w:sz w:val="22"/>
+          <w:szCs w:val="22"/>
+        </w:rPr>
+        <w:t xml:space="preserve"/>
+      </w:r>
+    </w:p>
+    <w:p>
+      <w:pPr>
+        <w:spacing w:after="440" w:line="280"/>
+      </w:pPr>
+      <w:r>
+        <w:rPr>
+          <w:rFonts w:ascii="Times New Roman" w:cs="Times New Roman" w:eastAsia="Times New Roman" w:hAnsi="Times New Roman"/>
+          <w:sz w:val="22"/>
+          <w:szCs w:val="22"/>
+        </w:rPr>
+        <w:t xml:space="preserve">S poštovanjem,</w:t>
       </w:r>
     </w:p>
     <w:p>
       <w:pPr>
         <w:spacing w:after="60" w:line="280"/>
-        <w:ind w:left="340"/>
-      </w:pPr>
-      <w:r>
-        <w:rPr>
-          <w:rFonts w:ascii="Times New Roman" w:cs="Times New Roman" w:eastAsia="Times New Roman" w:hAnsi="Times New Roman"/>
-          <w:sz w:val="22"/>
-          <w:szCs w:val="22"/>
-        </w:rPr>
-        <w:t xml:space="preserve">1. </w:t>
-      </w:r>
-      <w:r>
-        <w:rPr>
-          <w:rFonts w:ascii="Times New Roman" w:cs="Times New Roman" w:eastAsia="Times New Roman" w:hAnsi="Times New Roman"/>
-          <w:b/>
-          <w:bCs/>
-          <w:sz w:val="22"/>
-          <w:szCs w:val="22"/>
-        </w:rPr>
-        <w:t xml:space="preserve">snimku videonadzora</w:t>
-      </w:r>
-      <w:r>
-        <w:rPr>
-          <w:rFonts w:ascii="Times New Roman" w:cs="Times New Roman" w:eastAsia="Times New Roman" w:hAnsi="Times New Roman"/>
-          <w:sz w:val="22"/>
-          <w:szCs w:val="22"/>
-        </w:rPr>
-        <w:t xml:space="preserve"> sačinjenom na lokaciji središnje dvorište i posjetilački ulaz, Stari grad Blagaj (Stjepan grad), dana 9. septembra 2026. godine, u vremenu od približno 06:30 do 09:00 sati, u dijelu u kojem se na snimku nalaze podnosioci ovog zahtjeva;</w:t>
-      </w:r>
-    </w:p>
-    <w:p>
-      <w:pPr>
-        <w:spacing w:after="60" w:line="280"/>
-        <w:ind w:left="340"/>
-      </w:pPr>
-      <w:r>
-        <w:rPr>
-          <w:rFonts w:ascii="Times New Roman" w:cs="Times New Roman" w:eastAsia="Times New Roman" w:hAnsi="Times New Roman"/>
-          <w:sz w:val="22"/>
-          <w:szCs w:val="22"/>
-        </w:rPr>
-        <w:t xml:space="preserve">2. </w:t>
-      </w:r>
-      <w:r>
-        <w:rPr>
-          <w:rFonts w:ascii="Times New Roman" w:cs="Times New Roman" w:eastAsia="Times New Roman" w:hAnsi="Times New Roman"/>
-          <w:b/>
-          <w:bCs/>
-          <w:sz w:val="22"/>
-          <w:szCs w:val="22"/>
-        </w:rPr>
-        <w:t xml:space="preserve">odluci/aktu</w:t>
-      </w:r>
-      <w:r>
-        <w:rPr>
-          <w:rFonts w:ascii="Times New Roman" w:cs="Times New Roman" w:eastAsia="Times New Roman" w:hAnsi="Times New Roman"/>
-          <w:sz w:val="22"/>
-          <w:szCs w:val="22"/>
-        </w:rPr>
-        <w:t xml:space="preserve"> kojim je uspostavljen videonadzor na navedenoj lokaciji, uključujući podatke o svrsi, broju kamera, prostoru koji svaka kamera snima i </w:t>
-      </w:r>
-      <w:r>
-        <w:rPr>
-          <w:rFonts w:ascii="Times New Roman" w:cs="Times New Roman" w:eastAsia="Times New Roman" w:hAnsi="Times New Roman"/>
-          <w:b/>
-          <w:bCs/>
-          <w:sz w:val="22"/>
-          <w:szCs w:val="22"/>
-        </w:rPr>
-        <w:t xml:space="preserve">roku čuvanja snimaka</w:t>
-      </w:r>
-      <w:r>
-        <w:rPr>
-          <w:rFonts w:ascii="Times New Roman" w:cs="Times New Roman" w:eastAsia="Times New Roman" w:hAnsi="Times New Roman"/>
-          <w:sz w:val="22"/>
-          <w:szCs w:val="22"/>
-        </w:rPr>
-        <w:t xml:space="preserve">;</w:t>
-      </w:r>
-    </w:p>
-    <w:p>
-      <w:pPr>
-        <w:spacing w:after="60" w:line="280"/>
-        <w:ind w:left="340"/>
-      </w:pPr>
-      <w:r>
-        <w:rPr>
-          <w:rFonts w:ascii="Times New Roman" w:cs="Times New Roman" w:eastAsia="Times New Roman" w:hAnsi="Times New Roman"/>
-          <w:sz w:val="22"/>
-          <w:szCs w:val="22"/>
-        </w:rPr>
-        <w:t xml:space="preserve">3. </w:t>
-      </w:r>
-      <w:r>
-        <w:rPr>
-          <w:rFonts w:ascii="Times New Roman" w:cs="Times New Roman" w:eastAsia="Times New Roman" w:hAnsi="Times New Roman"/>
-          <w:b/>
-          <w:bCs/>
-          <w:sz w:val="22"/>
-          <w:szCs w:val="22"/>
-        </w:rPr>
-        <w:t xml:space="preserve">podatku o tome koji je organ, odnosno pravno ili fizičko lice, kontrolor</w:t>
-      </w:r>
-      <w:r>
-        <w:rPr>
-          <w:rFonts w:ascii="Times New Roman" w:cs="Times New Roman" w:eastAsia="Times New Roman" w:hAnsi="Times New Roman"/>
-          <w:sz w:val="22"/>
-          <w:szCs w:val="22"/>
-        </w:rPr>
-        <w:t xml:space="preserve"> navedenog sistema videonadzora, te ime i kontakt podatke Vašeg </w:t>
-      </w:r>
-      <w:r>
-        <w:rPr>
-          <w:rFonts w:ascii="Times New Roman" w:cs="Times New Roman" w:eastAsia="Times New Roman" w:hAnsi="Times New Roman"/>
-          <w:b/>
-          <w:bCs/>
-          <w:sz w:val="22"/>
-          <w:szCs w:val="22"/>
-        </w:rPr>
-        <w:t xml:space="preserve">službenika za informiranje</w:t>
-      </w:r>
-      <w:r>
-        <w:rPr>
-          <w:rFonts w:ascii="Times New Roman" w:cs="Times New Roman" w:eastAsia="Times New Roman" w:hAnsi="Times New Roman"/>
-          <w:sz w:val="22"/>
-          <w:szCs w:val="22"/>
-        </w:rPr>
-        <w:t xml:space="preserve"> (član 19. ZoSPI FBiH) i </w:t>
-      </w:r>
-      <w:r>
-        <w:rPr>
-          <w:rFonts w:ascii="Times New Roman" w:cs="Times New Roman" w:eastAsia="Times New Roman" w:hAnsi="Times New Roman"/>
-          <w:b/>
-          <w:bCs/>
-          <w:sz w:val="22"/>
-          <w:szCs w:val="22"/>
-        </w:rPr>
-        <w:t xml:space="preserve">službenika za zaštitu ličnih podataka</w:t>
-      </w:r>
-      <w:r>
-        <w:rPr>
-          <w:rFonts w:ascii="Times New Roman" w:cs="Times New Roman" w:eastAsia="Times New Roman" w:hAnsi="Times New Roman"/>
-          <w:sz w:val="22"/>
-          <w:szCs w:val="22"/>
-        </w:rPr>
-        <w:t xml:space="preserve">;</w:t>
-      </w:r>
-    </w:p>
-    <w:p>
-      <w:pPr>
-        <w:spacing w:after="140" w:line="280"/>
-        <w:ind w:left="340"/>
-      </w:pPr>
-      <w:r>
-        <w:rPr>
-          <w:rFonts w:ascii="Times New Roman" w:cs="Times New Roman" w:eastAsia="Times New Roman" w:hAnsi="Times New Roman"/>
-          <w:sz w:val="22"/>
-          <w:szCs w:val="22"/>
-        </w:rPr>
-        <w:t xml:space="preserve">4. </w:t>
-      </w:r>
-      <w:r>
-        <w:rPr>
-          <w:rFonts w:ascii="Times New Roman" w:cs="Times New Roman" w:eastAsia="Times New Roman" w:hAnsi="Times New Roman"/>
-          <w:b/>
-          <w:bCs/>
-          <w:sz w:val="22"/>
-          <w:szCs w:val="22"/>
-        </w:rPr>
-        <w:t xml:space="preserve">Vodiču i Indeks registru</w:t>
-      </w:r>
-      <w:r>
-        <w:rPr>
-          <w:rFonts w:ascii="Times New Roman" w:cs="Times New Roman" w:eastAsia="Times New Roman" w:hAnsi="Times New Roman"/>
-          <w:sz w:val="22"/>
-          <w:szCs w:val="22"/>
-        </w:rPr>
-        <w:t xml:space="preserve"> iz člana 20. ZoSPI FBiH.</w:t>
-      </w:r>
-    </w:p>
-    <w:p>
-      <w:pPr>
-        <w:spacing w:after="140" w:line="280"/>
-      </w:pPr>
-      <w:r>
-        <w:rPr>
-          <w:rFonts w:ascii="Times New Roman" w:cs="Times New Roman" w:eastAsia="Times New Roman" w:hAnsi="Times New Roman"/>
-          <w:sz w:val="22"/>
-          <w:szCs w:val="22"/>
-        </w:rPr>
-        <w:t xml:space="preserve">Tražena informacija predstavlja informaciju u smislu člana 3. tačka 1) ZoSPI FBiH („svaki materijal kojim se prenose činjenice, mišljenja, podaci ili bilo koji drugi sadržaj… </w:t>
-      </w:r>
-      <w:r>
-        <w:rPr>
-          <w:rFonts w:ascii="Times New Roman" w:cs="Times New Roman" w:eastAsia="Times New Roman" w:hAnsi="Times New Roman"/>
-          <w:b/>
-          <w:bCs/>
-          <w:sz w:val="22"/>
-          <w:szCs w:val="22"/>
-        </w:rPr>
-        <w:t xml:space="preserve">bez obzira na oblik</w:t>
-      </w:r>
-      <w:r>
-        <w:rPr>
-          <w:rFonts w:ascii="Times New Roman" w:cs="Times New Roman" w:eastAsia="Times New Roman" w:hAnsi="Times New Roman"/>
-          <w:sz w:val="22"/>
-          <w:szCs w:val="22"/>
-        </w:rPr>
-        <w:t xml:space="preserve">"), čime je video zapis obuhvaćen.</w:t>
-      </w:r>
-    </w:p>
-    <w:p>
-      <w:pPr>
-        <w:spacing w:after="140" w:line="280"/>
-      </w:pPr>
-      <w:r>
-        <w:rPr>
-          <w:rFonts w:ascii="Times New Roman" w:cs="Times New Roman" w:eastAsia="Times New Roman" w:hAnsi="Times New Roman"/>
-          <w:sz w:val="22"/>
-          <w:szCs w:val="22"/>
-        </w:rPr>
-        <w:t xml:space="preserve">Zahtjev pod tačkom 1. odnosi se na </w:t>
-      </w:r>
-      <w:r>
-        <w:rPr>
-          <w:rFonts w:ascii="Times New Roman" w:cs="Times New Roman" w:eastAsia="Times New Roman" w:hAnsi="Times New Roman"/>
-          <w:b/>
-          <w:bCs/>
-          <w:sz w:val="22"/>
-          <w:szCs w:val="22"/>
-        </w:rPr>
-        <w:t xml:space="preserve">osobnu informaciju</w:t>
-      </w:r>
-      <w:r>
-        <w:rPr>
-          <w:rFonts w:ascii="Times New Roman" w:cs="Times New Roman" w:eastAsia="Times New Roman" w:hAnsi="Times New Roman"/>
-          <w:sz w:val="22"/>
-          <w:szCs w:val="22"/>
-        </w:rPr>
-        <w:t xml:space="preserve"> u smislu člana 3. tačka 4) ZoSPI FBiH, koja se odnosi na podnosioce. U skladu s </w:t>
-      </w:r>
-      <w:r>
-        <w:rPr>
-          <w:rFonts w:ascii="Times New Roman" w:cs="Times New Roman" w:eastAsia="Times New Roman" w:hAnsi="Times New Roman"/>
-          <w:b/>
-          <w:bCs/>
-          <w:sz w:val="22"/>
-          <w:szCs w:val="22"/>
-        </w:rPr>
-        <w:t xml:space="preserve">članom 11. stav (3)</w:t>
-      </w:r>
-      <w:r>
-        <w:rPr>
-          <w:rFonts w:ascii="Times New Roman" w:cs="Times New Roman" w:eastAsia="Times New Roman" w:hAnsi="Times New Roman"/>
-          <w:sz w:val="22"/>
-          <w:szCs w:val="22"/>
-        </w:rPr>
-        <w:t xml:space="preserve"> ZoSPI FBiH, zahtjev podnose fizička lica na koja se informacija odnosi, koja ga </w:t>
-      </w:r>
-      <w:r>
-        <w:rPr>
-          <w:rFonts w:ascii="Times New Roman" w:cs="Times New Roman" w:eastAsia="Times New Roman" w:hAnsi="Times New Roman"/>
-          <w:b/>
-          <w:bCs/>
-          <w:sz w:val="22"/>
-          <w:szCs w:val="22"/>
-        </w:rPr>
-        <w:t xml:space="preserve">svojeručno potpisuju</w:t>
-      </w:r>
-      <w:r>
-        <w:rPr>
-          <w:rFonts w:ascii="Times New Roman" w:cs="Times New Roman" w:eastAsia="Times New Roman" w:hAnsi="Times New Roman"/>
-          <w:sz w:val="22"/>
-          <w:szCs w:val="22"/>
-        </w:rPr>
-        <w:t xml:space="preserve"> i prilikom podnošenja </w:t>
-      </w:r>
-      <w:r>
-        <w:rPr>
-          <w:rFonts w:ascii="Times New Roman" w:cs="Times New Roman" w:eastAsia="Times New Roman" w:hAnsi="Times New Roman"/>
-          <w:b/>
-          <w:bCs/>
-          <w:sz w:val="22"/>
-          <w:szCs w:val="22"/>
-        </w:rPr>
-        <w:t xml:space="preserve">predočavaju propisani osobni dokument s fotografijom</w:t>
-      </w:r>
-      <w:r>
-        <w:rPr>
-          <w:rFonts w:ascii="Times New Roman" w:cs="Times New Roman" w:eastAsia="Times New Roman" w:hAnsi="Times New Roman"/>
-          <w:sz w:val="22"/>
-          <w:szCs w:val="22"/>
-        </w:rPr>
-        <w:t xml:space="preserve">.</w:t>
-      </w:r>
-    </w:p>
-    <w:p>
-      <w:pPr>
-        <w:spacing w:after="140" w:line="280"/>
-      </w:pPr>
-      <w:r>
-        <w:rPr>
-          <w:rFonts w:ascii="Times New Roman" w:cs="Times New Roman" w:eastAsia="Times New Roman" w:hAnsi="Times New Roman"/>
-          <w:sz w:val="22"/>
-          <w:szCs w:val="22"/>
-        </w:rPr>
-        <w:t xml:space="preserve">Ističemo da izuzetak iz </w:t>
-      </w:r>
-      <w:r>
-        <w:rPr>
-          <w:rFonts w:ascii="Times New Roman" w:cs="Times New Roman" w:eastAsia="Times New Roman" w:hAnsi="Times New Roman"/>
-          <w:b/>
-          <w:bCs/>
-          <w:sz w:val="22"/>
-          <w:szCs w:val="22"/>
-        </w:rPr>
-        <w:t xml:space="preserve">člana 8.</w:t>
-      </w:r>
-      <w:r>
-        <w:rPr>
-          <w:rFonts w:ascii="Times New Roman" w:cs="Times New Roman" w:eastAsia="Times New Roman" w:hAnsi="Times New Roman"/>
-          <w:sz w:val="22"/>
-          <w:szCs w:val="22"/>
-        </w:rPr>
-        <w:t xml:space="preserve"> ZoSPI FBiH štiti privatnost </w:t>
-      </w:r>
-      <w:r>
-        <w:rPr>
-          <w:rFonts w:ascii="Times New Roman" w:cs="Times New Roman" w:eastAsia="Times New Roman" w:hAnsi="Times New Roman"/>
-          <w:b/>
-          <w:bCs/>
-          <w:sz w:val="22"/>
-          <w:szCs w:val="22"/>
-        </w:rPr>
-        <w:t xml:space="preserve">treće osobe</w:t>
-      </w:r>
-      <w:r>
-        <w:rPr>
-          <w:rFonts w:ascii="Times New Roman" w:cs="Times New Roman" w:eastAsia="Times New Roman" w:hAnsi="Times New Roman"/>
-          <w:sz w:val="22"/>
-          <w:szCs w:val="22"/>
-        </w:rPr>
-        <w:t xml:space="preserve">, te se ne odnosi na pristup vlastitim osobnim informacijama podnosilaca. Ukoliko bi dio tražene informacije bio utvrđen kao izuzetak, tražimo primjenu </w:t>
-      </w:r>
-      <w:r>
-        <w:rPr>
-          <w:rFonts w:ascii="Times New Roman" w:cs="Times New Roman" w:eastAsia="Times New Roman" w:hAnsi="Times New Roman"/>
-          <w:b/>
-          <w:bCs/>
-          <w:sz w:val="22"/>
-          <w:szCs w:val="22"/>
-        </w:rPr>
-        <w:t xml:space="preserve">člana 10.</w:t>
-      </w:r>
-      <w:r>
-        <w:rPr>
-          <w:rFonts w:ascii="Times New Roman" w:cs="Times New Roman" w:eastAsia="Times New Roman" w:hAnsi="Times New Roman"/>
-          <w:sz w:val="22"/>
-          <w:szCs w:val="22"/>
-        </w:rPr>
-        <w:t xml:space="preserve"> ZoSPI FBiH — izdvajanje tog dijela i priopćavanje ostatka, uključujući zamućivanje ili maskiranje lika trećih lica. </w:t>
-      </w:r>
-      <w:r>
-        <w:rPr>
-          <w:rFonts w:ascii="Times New Roman" w:cs="Times New Roman" w:eastAsia="Times New Roman" w:hAnsi="Times New Roman"/>
-          <w:b/>
-          <w:bCs/>
-          <w:sz w:val="22"/>
-          <w:szCs w:val="22"/>
-        </w:rPr>
-        <w:t xml:space="preserve">Svaki od podnosilaca izričito daje saglasnost</w:t>
-      </w:r>
-      <w:r>
-        <w:rPr>
-          <w:rFonts w:ascii="Times New Roman" w:cs="Times New Roman" w:eastAsia="Times New Roman" w:hAnsi="Times New Roman"/>
-          <w:sz w:val="22"/>
-          <w:szCs w:val="22"/>
-        </w:rPr>
-        <w:t xml:space="preserve"> da se drugom podnosiocu priopći informacija na kojoj se nalaze oba podnosioca.</w:t>
-      </w:r>
-    </w:p>
-    <w:p>
-      <w:pPr>
-        <w:spacing w:after="140" w:line="280"/>
-      </w:pPr>
-      <w:r>
-        <w:rPr>
-          <w:rFonts w:ascii="Times New Roman" w:cs="Times New Roman" w:eastAsia="Times New Roman" w:hAnsi="Times New Roman"/>
-          <w:sz w:val="22"/>
-          <w:szCs w:val="22"/>
-        </w:rPr>
-        <w:t xml:space="preserve">Molimo postupanje u roku iz </w:t>
-      </w:r>
-      <w:r>
-        <w:rPr>
-          <w:rFonts w:ascii="Times New Roman" w:cs="Times New Roman" w:eastAsia="Times New Roman" w:hAnsi="Times New Roman"/>
-          <w:b/>
-          <w:bCs/>
-          <w:sz w:val="22"/>
-          <w:szCs w:val="22"/>
-        </w:rPr>
-        <w:t xml:space="preserve">člana 14. stav (4)</w:t>
-      </w:r>
-      <w:r>
-        <w:rPr>
-          <w:rFonts w:ascii="Times New Roman" w:cs="Times New Roman" w:eastAsia="Times New Roman" w:hAnsi="Times New Roman"/>
-          <w:sz w:val="22"/>
-          <w:szCs w:val="22"/>
-        </w:rPr>
-        <w:t xml:space="preserve"> ZoSPI FBiH — </w:t>
-      </w:r>
-      <w:r>
-        <w:rPr>
-          <w:rFonts w:ascii="Times New Roman" w:cs="Times New Roman" w:eastAsia="Times New Roman" w:hAnsi="Times New Roman"/>
-          <w:b/>
-          <w:bCs/>
-          <w:sz w:val="22"/>
-          <w:szCs w:val="22"/>
-        </w:rPr>
-        <w:t xml:space="preserve">najkasnije 15 dana</w:t>
-      </w:r>
-      <w:r>
-        <w:rPr>
-          <w:rFonts w:ascii="Times New Roman" w:cs="Times New Roman" w:eastAsia="Times New Roman" w:hAnsi="Times New Roman"/>
-          <w:sz w:val="22"/>
-          <w:szCs w:val="22"/>
-        </w:rPr>
-        <w:t xml:space="preserve"> od dana prijama zahtjeva — te donošenje rješenja s poukom o pravnom lijeku. Ukoliko Vaš organ nije nadležan, molimo postupanje u smislu </w:t>
-      </w:r>
-      <w:r>
-        <w:rPr>
-          <w:rFonts w:ascii="Times New Roman" w:cs="Times New Roman" w:eastAsia="Times New Roman" w:hAnsi="Times New Roman"/>
-          <w:b/>
-          <w:bCs/>
-          <w:sz w:val="22"/>
-          <w:szCs w:val="22"/>
-        </w:rPr>
-        <w:t xml:space="preserve">člana 13. stav (1)</w:t>
-      </w:r>
-      <w:r>
-        <w:rPr>
-          <w:rFonts w:ascii="Times New Roman" w:cs="Times New Roman" w:eastAsia="Times New Roman" w:hAnsi="Times New Roman"/>
-          <w:sz w:val="22"/>
-          <w:szCs w:val="22"/>
-        </w:rPr>
-        <w:t xml:space="preserve"> ZoSPI FBiH.</w:t>
-      </w:r>
-    </w:p>
-    <w:p>
-      <w:pPr>
-        <w:spacing w:after="140" w:line="280"/>
-      </w:pPr>
-      <w:r>
-        <w:rPr>
-          <w:rFonts w:ascii="Times New Roman" w:cs="Times New Roman" w:eastAsia="Times New Roman" w:hAnsi="Times New Roman"/>
-          <w:sz w:val="22"/>
-          <w:szCs w:val="22"/>
-        </w:rPr>
-        <w:t xml:space="preserve">U skladu s </w:t>
-      </w:r>
-      <w:r>
-        <w:rPr>
-          <w:rFonts w:ascii="Times New Roman" w:cs="Times New Roman" w:eastAsia="Times New Roman" w:hAnsi="Times New Roman"/>
-          <w:b/>
-          <w:bCs/>
-          <w:sz w:val="22"/>
-          <w:szCs w:val="22"/>
-        </w:rPr>
-        <w:t xml:space="preserve">članom 16.</w:t>
-      </w:r>
-      <w:r>
-        <w:rPr>
-          <w:rFonts w:ascii="Times New Roman" w:cs="Times New Roman" w:eastAsia="Times New Roman" w:hAnsi="Times New Roman"/>
-          <w:sz w:val="22"/>
-          <w:szCs w:val="22"/>
-        </w:rPr>
-        <w:t xml:space="preserve"> ZoSPI FBiH, za podneseni zahtjev, rješenje ili obavještenje ne naplaćuje se naknada niti pristojba. Spremni smo podmiriti troškove umnožavanja i dostaviti vlastiti nosač podataka (USB).</w:t>
-      </w:r>
-    </w:p>
-    <w:p>
-      <w:pPr>
-        <w:spacing w:after="140" w:line="280"/>
-      </w:pPr>
-      <w:r>
-        <w:rPr>
-          <w:rFonts w:ascii="Times New Roman" w:cs="Times New Roman" w:eastAsia="Times New Roman" w:hAnsi="Times New Roman"/>
-          <w:sz w:val="22"/>
-          <w:szCs w:val="22"/>
-        </w:rPr>
-        <w:t xml:space="preserve">Ovaj zahtjev podnosi se kao samostalan zahtjev, </w:t>
-      </w:r>
-      <w:r>
-        <w:rPr>
-          <w:rFonts w:ascii="Times New Roman" w:cs="Times New Roman" w:eastAsia="Times New Roman" w:hAnsi="Times New Roman"/>
-          <w:b/>
-          <w:bCs/>
-          <w:sz w:val="22"/>
-          <w:szCs w:val="22"/>
-        </w:rPr>
-        <w:t xml:space="preserve">bez uticaja na</w:t>
-      </w:r>
-      <w:r>
-        <w:rPr>
-          <w:rFonts w:ascii="Times New Roman" w:cs="Times New Roman" w:eastAsia="Times New Roman" w:hAnsi="Times New Roman"/>
-          <w:sz w:val="22"/>
-          <w:szCs w:val="22"/>
-        </w:rPr>
-        <w:t xml:space="preserve"> naš zahtjev za očuvanje snimka i naš zahtjev na osnovu člana 17. Zakona o zaštiti ličnih podataka.</w:t>
-      </w:r>
-    </w:p>
-    <w:p>
-      <w:pPr>
-        <w:spacing w:after="140"/>
-      </w:pPr>
-      <w:r>
-        <w:rPr>
-          <w:rFonts w:ascii="Times New Roman" w:cs="Times New Roman" w:eastAsia="Times New Roman" w:hAnsi="Times New Roman"/>
-          <w:sz w:val="22"/>
-          <w:szCs w:val="22"/>
-        </w:rPr>
-        <w:t xml:space="preserve"/>
-      </w:r>
-    </w:p>
-    <w:p>
-      <w:pPr>
-        <w:spacing w:after="420" w:line="280"/>
-      </w:pPr>
-      <w:r>
-        <w:rPr>
-          <w:rFonts w:ascii="Times New Roman" w:cs="Times New Roman" w:eastAsia="Times New Roman" w:hAnsi="Times New Roman"/>
-          <w:sz w:val="22"/>
-          <w:szCs w:val="22"/>
-        </w:rPr>
-        <w:t xml:space="preserve">S poštovanjem,</w:t>
-      </w:r>
-    </w:p>
-    <w:p>
-      <w:pPr>
-        <w:spacing w:after="60" w:line="280"/>
       </w:pPr>
       <w:r>
         <w:rPr>
@@ -1843,29 +1929,6 @@
           <w:szCs w:val="22"/>
         </w:rPr>
         <w:t xml:space="preserve">[ime i prezime]                                            [ime i prezime]</w:t>
-      </w:r>
-    </w:p>
-    <w:p>
-      <w:pPr>
-        <w:spacing w:after="140" w:line="280"/>
-      </w:pPr>
-      <w:r>
-        <w:rPr>
-          <w:rFonts w:ascii="Times New Roman" w:cs="Times New Roman" w:eastAsia="Times New Roman" w:hAnsi="Times New Roman"/>
-          <w:b/>
-          <w:bCs/>
-          <w:sz w:val="22"/>
-          <w:szCs w:val="22"/>
-        </w:rPr>
-        <w:t xml:space="preserve">Prilozi:</w:t>
-      </w:r>
-      <w:r>
-        <w:rPr>
-          <w:rFonts w:ascii="Times New Roman" w:cs="Times New Roman" w:eastAsia="Times New Roman" w:hAnsi="Times New Roman"/>
-          <w:sz w:val="22"/>
-          <w:szCs w:val="22"/>
-        </w:rPr>
-        <w:t xml:space="preserve"> kopije identifikacionih dokumenata podnosilaca.</w:t>
       </w:r>
     </w:p>
     <w:p>
@@ -2032,7 +2095,7 @@
     </w:p>
     <w:p>
       <w:pPr>
-        <w:spacing w:after="260" w:before="60" w:line="280"/>
+        <w:spacing w:after="260" w:before="80" w:line="280"/>
       </w:pPr>
       <w:r>
         <w:rPr>
@@ -2068,7 +2131,20 @@
           <w:sz w:val="22"/>
           <w:szCs w:val="22"/>
         </w:rPr>
-        <w:t xml:space="preserve">na osnovu </w:t>
+        <w:t xml:space="preserve">dana 9. septembra 2026. godine, oko 7 sati ujutro, zaručili smo se na Starom gradu Blagaj. Vlastita kamera nam je otkazala i nemamo nijednu fotografiju tog trenutka; snimak videonadzora jedini je zapis koji možda postoji.</w:t>
+      </w:r>
+    </w:p>
+    <w:p>
+      <w:pPr>
+        <w:spacing w:after="140" w:line="280"/>
+      </w:pPr>
+      <w:r>
+        <w:rPr>
+          <w:rFonts w:ascii="Times New Roman" w:cs="Times New Roman" w:eastAsia="Times New Roman" w:hAnsi="Times New Roman"/>
+          <w:sz w:val="22"/>
+          <w:szCs w:val="22"/>
+        </w:rPr>
+        <w:t xml:space="preserve">Na osnovu </w:t>
       </w:r>
       <w:r>
         <w:rPr>
@@ -2109,7 +2185,7 @@
     </w:p>
     <w:p>
       <w:pPr>
-        <w:spacing w:after="140" w:line="280"/>
+        <w:spacing w:after="70" w:line="280"/>
         <w:ind w:left="340"/>
       </w:pPr>
       <w:r>
@@ -2172,7 +2248,21 @@
           <w:sz w:val="22"/>
           <w:szCs w:val="22"/>
         </w:rPr>
-        <w:t xml:space="preserve"> približno 06:30–09:00 sati; </w:t>
+        <w:t xml:space="preserve"> 06:30–09:00 sati;</w:t>
+      </w:r>
+    </w:p>
+    <w:p>
+      <w:pPr>
+        <w:spacing w:after="70" w:line="280"/>
+        <w:ind w:left="340"/>
+      </w:pPr>
+      <w:r>
+        <w:rPr>
+          <w:rFonts w:ascii="Times New Roman" w:cs="Times New Roman" w:eastAsia="Times New Roman" w:hAnsi="Times New Roman"/>
+          <w:sz w:val="22"/>
+          <w:szCs w:val="22"/>
+        </w:rPr>
+        <w:t xml:space="preserve">— </w:t>
       </w:r>
       <w:r>
         <w:rPr>
@@ -2190,20 +2280,56 @@
           <w:sz w:val="22"/>
           <w:szCs w:val="22"/>
         </w:rPr>
-        <w:t xml:space="preserve"> pokretna kupolasta (PTZ) kamera na najvišoj kuli.</w:t>
-      </w:r>
-    </w:p>
-    <w:p>
-      <w:pPr>
-        <w:spacing w:after="140" w:line="280"/>
-      </w:pPr>
-      <w:r>
-        <w:rPr>
-          <w:rFonts w:ascii="Times New Roman" w:cs="Times New Roman" w:eastAsia="Times New Roman" w:hAnsi="Times New Roman"/>
-          <w:sz w:val="22"/>
-          <w:szCs w:val="22"/>
-        </w:rPr>
-        <w:t xml:space="preserve">Radi lakšeg pronalaženja podataka, a u skladu s članom 13. stav (2) Zakona, precizno navodimo vrijeme i mjesto našeg ulaska u prostor pod videonadzorom, te u prilogu dostavljamo kopije identifikacionih dokumenata i fotografije radi identifikacije. Ukoliko imate opravdane sumnje u naš identitet, na raspolaganju smo za dodatnu potvrdu u smislu člana 14. stav (7) Zakona, uključujući lični dolazak uz predočenje identifikacionog dokumenta.</w:t>
+        <w:t xml:space="preserve"> kupolasta kamera videonadzora montirana na kuli utvrde, usmjerena prema unutrašnjem dvorištu i prema ulazu; podredno i </w:t>
+      </w:r>
+      <w:r>
+        <w:rPr>
+          <w:rFonts w:ascii="Times New Roman" w:cs="Times New Roman" w:eastAsia="Times New Roman" w:hAnsi="Times New Roman"/>
+          <w:b/>
+          <w:bCs/>
+          <w:sz w:val="22"/>
+          <w:szCs w:val="22"/>
+        </w:rPr>
+        <w:t xml:space="preserve">svaka druga kamera videonadzora kojom upravljate</w:t>
+      </w:r>
+      <w:r>
+        <w:rPr>
+          <w:rFonts w:ascii="Times New Roman" w:cs="Times New Roman" w:eastAsia="Times New Roman" w:hAnsi="Times New Roman"/>
+          <w:sz w:val="22"/>
+          <w:szCs w:val="22"/>
+        </w:rPr>
+        <w:t xml:space="preserve">, a koja je u navedeno vrijeme pokrivala navedeni prostor.</w:t>
+      </w:r>
+    </w:p>
+    <w:p>
+      <w:pPr>
+        <w:spacing w:after="140" w:line="280"/>
+      </w:pPr>
+      <w:r>
+        <w:rPr>
+          <w:rFonts w:ascii="Times New Roman" w:cs="Times New Roman" w:eastAsia="Times New Roman" w:hAnsi="Times New Roman"/>
+          <w:sz w:val="22"/>
+          <w:szCs w:val="22"/>
+        </w:rPr>
+        <w:t xml:space="preserve">Radi lakšeg pronalaženja podataka, a u skladu s članom 13. stav (2) Zakona, precizno navodimo vrijeme i mjesto našeg ulaska u prostor pod videonadzorom. Ukoliko imate opravdane sumnje u naš identitet, na raspolaganju smo za dodatnu potvrdu u smislu člana 14. stav (7) Zakona, uključujući </w:t>
+      </w:r>
+      <w:r>
+        <w:rPr>
+          <w:rFonts w:ascii="Times New Roman" w:cs="Times New Roman" w:eastAsia="Times New Roman" w:hAnsi="Times New Roman"/>
+          <w:b/>
+          <w:bCs/>
+          <w:sz w:val="22"/>
+          <w:szCs w:val="22"/>
+        </w:rPr>
+        <w:t xml:space="preserve">lični dolazak uz predočenje identifikacionog dokumenta s fotografijom</w:t>
+      </w:r>
+      <w:r>
+        <w:rPr>
+          <w:rFonts w:ascii="Times New Roman" w:cs="Times New Roman" w:eastAsia="Times New Roman" w:hAnsi="Times New Roman"/>
+          <w:sz w:val="22"/>
+          <w:szCs w:val="22"/>
+        </w:rPr>
+        <w:t xml:space="preserve">.</w:t>
       </w:r>
     </w:p>
     <w:p>
@@ -2283,7 +2409,7 @@
           <w:sz w:val="22"/>
           <w:szCs w:val="22"/>
         </w:rPr>
-        <w:t xml:space="preserve"> iz člana 57. stav (6) Zakona za navedeni dan.</w:t>
+        <w:t xml:space="preserve"> iz člana 57. stav (6) Zakona za navedeni dan, ako se takva evidencija vodi.</w:t>
       </w:r>
     </w:p>
     <w:p>
@@ -2311,319 +2437,301 @@
     </w:p>
     <w:p>
       <w:pPr>
+        <w:spacing w:after="70" w:line="280"/>
+        <w:ind w:left="340"/>
+      </w:pPr>
+      <w:r>
+        <w:rPr>
+          <w:rFonts w:ascii="Times New Roman" w:cs="Times New Roman" w:eastAsia="Times New Roman" w:hAnsi="Times New Roman"/>
+          <w:sz w:val="22"/>
+          <w:szCs w:val="22"/>
+        </w:rPr>
+        <w:t xml:space="preserve">(i) prema našem saznanju, u navedenom periodu u kadru se nisu nalazila druga lica osim nas dvoje;</w:t>
+      </w:r>
+    </w:p>
+    <w:p>
+      <w:pPr>
+        <w:spacing w:after="70" w:line="280"/>
+        <w:ind w:left="340"/>
+      </w:pPr>
+      <w:r>
+        <w:rPr>
+          <w:rFonts w:ascii="Times New Roman" w:cs="Times New Roman" w:eastAsia="Times New Roman" w:hAnsi="Times New Roman"/>
+          <w:sz w:val="22"/>
+          <w:szCs w:val="22"/>
+        </w:rPr>
+        <w:t xml:space="preserve">(ii) </w:t>
+      </w:r>
+      <w:r>
+        <w:rPr>
+          <w:rFonts w:ascii="Times New Roman" w:cs="Times New Roman" w:eastAsia="Times New Roman" w:hAnsi="Times New Roman"/>
+          <w:b/>
+          <w:bCs/>
+          <w:sz w:val="22"/>
+          <w:szCs w:val="22"/>
+        </w:rPr>
+        <w:t xml:space="preserve">svaki od nas izričito i dobrovoljno daje saglasnost</w:t>
+      </w:r>
+      <w:r>
+        <w:rPr>
+          <w:rFonts w:ascii="Times New Roman" w:cs="Times New Roman" w:eastAsia="Times New Roman" w:hAnsi="Times New Roman"/>
+          <w:sz w:val="22"/>
+          <w:szCs w:val="22"/>
+        </w:rPr>
+        <w:t xml:space="preserve"> da mu se lični podaci (snimak) otkriju drugom potpisniku ovog zahtjeva i da drugi potpisnik dobije kopiju snimka na kojem se nalazimo oboje, te se u tom obimu odričemo zaštite iz člana 17. stav (4) Zakona;</w:t>
+      </w:r>
+    </w:p>
+    <w:p>
+      <w:pPr>
+        <w:spacing w:after="70" w:line="280"/>
+        <w:ind w:left="340"/>
+      </w:pPr>
+      <w:r>
+        <w:rPr>
+          <w:rFonts w:ascii="Times New Roman" w:cs="Times New Roman" w:eastAsia="Times New Roman" w:hAnsi="Times New Roman"/>
+          <w:sz w:val="22"/>
+          <w:szCs w:val="22"/>
+        </w:rPr>
+        <w:t xml:space="preserve">(iii) ukoliko se u kadru ipak nalazi bilo koje treće lice, </w:t>
+      </w:r>
+      <w:r>
+        <w:rPr>
+          <w:rFonts w:ascii="Times New Roman" w:cs="Times New Roman" w:eastAsia="Times New Roman" w:hAnsi="Times New Roman"/>
+          <w:b/>
+          <w:bCs/>
+          <w:sz w:val="22"/>
+          <w:szCs w:val="22"/>
+        </w:rPr>
+        <w:t xml:space="preserve">izričito prihvatamo da nam se kopija dostavi uz primjenu tehničkih mjera zaštite</w:t>
+      </w:r>
+      <w:r>
+        <w:rPr>
+          <w:rFonts w:ascii="Times New Roman" w:cs="Times New Roman" w:eastAsia="Times New Roman" w:hAnsi="Times New Roman"/>
+          <w:sz w:val="22"/>
+          <w:szCs w:val="22"/>
+        </w:rPr>
+        <w:t xml:space="preserve"> (zamućivanje, maskiranje ili drugo prikrivanje lika trećih lica), te takvu kopiju smatramo potpunim izvršenjem obaveze iz člana 17. stav (3) Zakona.</w:t>
+      </w:r>
+    </w:p>
+    <w:p>
+      <w:pPr>
+        <w:spacing w:after="140" w:line="280"/>
+      </w:pPr>
+      <w:r>
+        <w:rPr>
+          <w:rFonts w:ascii="Times New Roman" w:cs="Times New Roman" w:eastAsia="Times New Roman" w:hAnsi="Times New Roman"/>
+          <w:b/>
+          <w:bCs/>
+          <w:sz w:val="22"/>
+          <w:szCs w:val="22"/>
+        </w:rPr>
+        <w:t xml:space="preserve">Rok.</w:t>
+      </w:r>
+      <w:r>
+        <w:rPr>
+          <w:rFonts w:ascii="Times New Roman" w:cs="Times New Roman" w:eastAsia="Times New Roman" w:hAnsi="Times New Roman"/>
+          <w:sz w:val="22"/>
+          <w:szCs w:val="22"/>
+        </w:rPr>
+        <w:t xml:space="preserve"> U skladu s </w:t>
+      </w:r>
+      <w:r>
+        <w:rPr>
+          <w:rFonts w:ascii="Times New Roman" w:cs="Times New Roman" w:eastAsia="Times New Roman" w:hAnsi="Times New Roman"/>
+          <w:b/>
+          <w:bCs/>
+          <w:sz w:val="22"/>
+          <w:szCs w:val="22"/>
+        </w:rPr>
+        <w:t xml:space="preserve">članom 14. stav (3)</w:t>
+      </w:r>
+      <w:r>
+        <w:rPr>
+          <w:rFonts w:ascii="Times New Roman" w:cs="Times New Roman" w:eastAsia="Times New Roman" w:hAnsi="Times New Roman"/>
+          <w:sz w:val="22"/>
+          <w:szCs w:val="22"/>
+        </w:rPr>
+        <w:t xml:space="preserve"> Zakona dužni ste postupiti bez nepotrebnog odgađanja, a u svakom slučaju </w:t>
+      </w:r>
+      <w:r>
+        <w:rPr>
+          <w:rFonts w:ascii="Times New Roman" w:cs="Times New Roman" w:eastAsia="Times New Roman" w:hAnsi="Times New Roman"/>
+          <w:b/>
+          <w:bCs/>
+          <w:sz w:val="22"/>
+          <w:szCs w:val="22"/>
+        </w:rPr>
+        <w:t xml:space="preserve">u roku od 30 dana</w:t>
+      </w:r>
+      <w:r>
+        <w:rPr>
+          <w:rFonts w:ascii="Times New Roman" w:cs="Times New Roman" w:eastAsia="Times New Roman" w:hAnsi="Times New Roman"/>
+          <w:sz w:val="22"/>
+          <w:szCs w:val="22"/>
+        </w:rPr>
+        <w:t xml:space="preserve"> od zaprimanja zahtjeva; o eventualnom produženju dužni ste nas obavijestiti u roku od 30 dana uz navođenje razloga.</w:t>
+      </w:r>
+    </w:p>
+    <w:p>
+      <w:pPr>
+        <w:spacing w:after="140" w:line="280"/>
+      </w:pPr>
+      <w:r>
+        <w:rPr>
+          <w:rFonts w:ascii="Times New Roman" w:cs="Times New Roman" w:eastAsia="Times New Roman" w:hAnsi="Times New Roman"/>
+          <w:b/>
+          <w:bCs/>
+          <w:sz w:val="22"/>
+          <w:szCs w:val="22"/>
+        </w:rPr>
+        <w:t xml:space="preserve">Naknada.</w:t>
+      </w:r>
+      <w:r>
+        <w:rPr>
+          <w:rFonts w:ascii="Times New Roman" w:cs="Times New Roman" w:eastAsia="Times New Roman" w:hAnsi="Times New Roman"/>
+          <w:sz w:val="22"/>
+          <w:szCs w:val="22"/>
+        </w:rPr>
+        <w:t xml:space="preserve"> U skladu s </w:t>
+      </w:r>
+      <w:r>
+        <w:rPr>
+          <w:rFonts w:ascii="Times New Roman" w:cs="Times New Roman" w:eastAsia="Times New Roman" w:hAnsi="Times New Roman"/>
+          <w:b/>
+          <w:bCs/>
+          <w:sz w:val="22"/>
+          <w:szCs w:val="22"/>
+        </w:rPr>
+        <w:t xml:space="preserve">članom 14. stav (5)</w:t>
+      </w:r>
+      <w:r>
+        <w:rPr>
+          <w:rFonts w:ascii="Times New Roman" w:cs="Times New Roman" w:eastAsia="Times New Roman" w:hAnsi="Times New Roman"/>
+          <w:sz w:val="22"/>
+          <w:szCs w:val="22"/>
+        </w:rPr>
+        <w:t xml:space="preserve"> Zakona postupanje je </w:t>
+      </w:r>
+      <w:r>
+        <w:rPr>
+          <w:rFonts w:ascii="Times New Roman" w:cs="Times New Roman" w:eastAsia="Times New Roman" w:hAnsi="Times New Roman"/>
+          <w:b/>
+          <w:bCs/>
+          <w:sz w:val="22"/>
+          <w:szCs w:val="22"/>
+        </w:rPr>
+        <w:t xml:space="preserve">bez naknade</w:t>
+      </w:r>
+      <w:r>
+        <w:rPr>
+          <w:rFonts w:ascii="Times New Roman" w:cs="Times New Roman" w:eastAsia="Times New Roman" w:hAnsi="Times New Roman"/>
+          <w:sz w:val="22"/>
+          <w:szCs w:val="22"/>
+        </w:rPr>
+        <w:t xml:space="preserve">. Prvu kopiju iz člana 17. stav (3) tražimo bez naknade; spremni smo dostaviti vlastiti nosač podataka (USB).</w:t>
+      </w:r>
+    </w:p>
+    <w:p>
+      <w:pPr>
+        <w:spacing w:after="140" w:line="280"/>
+      </w:pPr>
+      <w:r>
+        <w:rPr>
+          <w:rFonts w:ascii="Times New Roman" w:cs="Times New Roman" w:eastAsia="Times New Roman" w:hAnsi="Times New Roman"/>
+          <w:b/>
+          <w:bCs/>
+          <w:sz w:val="22"/>
+          <w:szCs w:val="22"/>
+        </w:rPr>
+        <w:t xml:space="preserve">Način dostave.</w:t>
+      </w:r>
+      <w:r>
+        <w:rPr>
+          <w:rFonts w:ascii="Times New Roman" w:cs="Times New Roman" w:eastAsia="Times New Roman" w:hAnsi="Times New Roman"/>
+          <w:sz w:val="22"/>
+          <w:szCs w:val="22"/>
+        </w:rPr>
+        <w:t xml:space="preserve"> Molimo dostavu u uobičajenoj elektronskoj formi na e-mail [e-mail], odnosno na nosaču podataka koji možemo preuzeti lično. Ukoliko se snimak izvozi iz sistema koji koristi vlastiti format zapisa, molimo dostavu u formatu </w:t>
+      </w:r>
+      <w:r>
+        <w:rPr>
+          <w:rFonts w:ascii="Times New Roman" w:cs="Times New Roman" w:eastAsia="Times New Roman" w:hAnsi="Times New Roman"/>
+          <w:b/>
+          <w:bCs/>
+          <w:sz w:val="22"/>
+          <w:szCs w:val="22"/>
+        </w:rPr>
+        <w:t xml:space="preserve">MP4 ili AVI</w:t>
+      </w:r>
+      <w:r>
+        <w:rPr>
+          <w:rFonts w:ascii="Times New Roman" w:cs="Times New Roman" w:eastAsia="Times New Roman" w:hAnsi="Times New Roman"/>
+          <w:sz w:val="22"/>
+          <w:szCs w:val="22"/>
+        </w:rPr>
+        <w:t xml:space="preserve">; ako to nije moguće, molimo da nam se uz snimak dostavi i odgovarajući program za reprodukciju.</w:t>
+      </w:r>
+    </w:p>
+    <w:p>
+      <w:pPr>
+        <w:spacing w:after="140" w:line="280"/>
+      </w:pPr>
+      <w:r>
+        <w:rPr>
+          <w:rFonts w:ascii="Times New Roman" w:cs="Times New Roman" w:eastAsia="Times New Roman" w:hAnsi="Times New Roman"/>
+          <w:sz w:val="22"/>
+          <w:szCs w:val="22"/>
+        </w:rPr>
+        <w:t xml:space="preserve">Ovaj zahtjev podnosi se </w:t>
+      </w:r>
+      <w:r>
+        <w:rPr>
+          <w:rFonts w:ascii="Times New Roman" w:cs="Times New Roman" w:eastAsia="Times New Roman" w:hAnsi="Times New Roman"/>
+          <w:b/>
+          <w:bCs/>
+          <w:sz w:val="22"/>
+          <w:szCs w:val="22"/>
+        </w:rPr>
+        <w:t xml:space="preserve">bez uticaja na</w:t>
+      </w:r>
+      <w:r>
+        <w:rPr>
+          <w:rFonts w:ascii="Times New Roman" w:cs="Times New Roman" w:eastAsia="Times New Roman" w:hAnsi="Times New Roman"/>
+          <w:sz w:val="22"/>
+          <w:szCs w:val="22"/>
+        </w:rPr>
+        <w:t xml:space="preserve"> naš zahtjev za očuvanje snimka i naš zahtjev na osnovu ZoSPI FBiH, koji se podnose kao samostalni i odvojeni zahtjevi.</w:t>
+      </w:r>
+    </w:p>
+    <w:p>
+      <w:pPr>
+        <w:spacing w:after="140"/>
+      </w:pPr>
+      <w:r>
+        <w:rPr>
+          <w:rFonts w:ascii="Times New Roman" w:cs="Times New Roman" w:eastAsia="Times New Roman" w:hAnsi="Times New Roman"/>
+          <w:sz w:val="22"/>
+          <w:szCs w:val="22"/>
+        </w:rPr>
+        <w:t xml:space="preserve"/>
+      </w:r>
+    </w:p>
+    <w:p>
+      <w:pPr>
+        <w:spacing w:after="440" w:line="280"/>
+      </w:pPr>
+      <w:r>
+        <w:rPr>
+          <w:rFonts w:ascii="Times New Roman" w:cs="Times New Roman" w:eastAsia="Times New Roman" w:hAnsi="Times New Roman"/>
+          <w:sz w:val="22"/>
+          <w:szCs w:val="22"/>
+        </w:rPr>
+        <w:t xml:space="preserve">S poštovanjem,</w:t>
+      </w:r>
+    </w:p>
+    <w:p>
+      <w:pPr>
         <w:spacing w:after="60" w:line="280"/>
-        <w:ind w:left="340"/>
-      </w:pPr>
-      <w:r>
-        <w:rPr>
-          <w:rFonts w:ascii="Times New Roman" w:cs="Times New Roman" w:eastAsia="Times New Roman" w:hAnsi="Times New Roman"/>
-          <w:sz w:val="22"/>
-          <w:szCs w:val="22"/>
-        </w:rPr>
-        <w:t xml:space="preserve">(i) prema našem saznanju, u navedenom periodu u kadru se nisu nalazila druga lica osim nas dvoje;</w:t>
-      </w:r>
-    </w:p>
-    <w:p>
-      <w:pPr>
-        <w:spacing w:after="60" w:line="280"/>
-        <w:ind w:left="340"/>
-      </w:pPr>
-      <w:r>
-        <w:rPr>
-          <w:rFonts w:ascii="Times New Roman" w:cs="Times New Roman" w:eastAsia="Times New Roman" w:hAnsi="Times New Roman"/>
-          <w:sz w:val="22"/>
-          <w:szCs w:val="22"/>
-        </w:rPr>
-        <w:t xml:space="preserve">(ii) </w:t>
-      </w:r>
-      <w:r>
-        <w:rPr>
-          <w:rFonts w:ascii="Times New Roman" w:cs="Times New Roman" w:eastAsia="Times New Roman" w:hAnsi="Times New Roman"/>
-          <w:b/>
-          <w:bCs/>
-          <w:sz w:val="22"/>
-          <w:szCs w:val="22"/>
-        </w:rPr>
-        <w:t xml:space="preserve">svaki od nas izričito i dobrovoljno daje saglasnost</w:t>
-      </w:r>
-      <w:r>
-        <w:rPr>
-          <w:rFonts w:ascii="Times New Roman" w:cs="Times New Roman" w:eastAsia="Times New Roman" w:hAnsi="Times New Roman"/>
-          <w:sz w:val="22"/>
-          <w:szCs w:val="22"/>
-        </w:rPr>
-        <w:t xml:space="preserve"> da mu se lični podaci (snimak) otkriju drugom potpisniku ovog zahtjeva i da drugi potpisnik dobije kopiju snimka na kojem se nalazimo oboje, te se u tom obimu odričemo zaštite iz člana 17. stav (4) Zakona;</w:t>
-      </w:r>
-    </w:p>
-    <w:p>
-      <w:pPr>
-        <w:spacing w:after="140" w:line="280"/>
-        <w:ind w:left="340"/>
-      </w:pPr>
-      <w:r>
-        <w:rPr>
-          <w:rFonts w:ascii="Times New Roman" w:cs="Times New Roman" w:eastAsia="Times New Roman" w:hAnsi="Times New Roman"/>
-          <w:sz w:val="22"/>
-          <w:szCs w:val="22"/>
-        </w:rPr>
-        <w:t xml:space="preserve">(iii) ukoliko se u kadru ipak nalazi bilo koje treće lice, </w:t>
-      </w:r>
-      <w:r>
-        <w:rPr>
-          <w:rFonts w:ascii="Times New Roman" w:cs="Times New Roman" w:eastAsia="Times New Roman" w:hAnsi="Times New Roman"/>
-          <w:b/>
-          <w:bCs/>
-          <w:sz w:val="22"/>
-          <w:szCs w:val="22"/>
-        </w:rPr>
-        <w:t xml:space="preserve">izričito prihvatamo da nam se kopija dostavi uz primjenu tehničkih mjera zaštite</w:t>
-      </w:r>
-      <w:r>
-        <w:rPr>
-          <w:rFonts w:ascii="Times New Roman" w:cs="Times New Roman" w:eastAsia="Times New Roman" w:hAnsi="Times New Roman"/>
-          <w:sz w:val="22"/>
-          <w:szCs w:val="22"/>
-        </w:rPr>
-        <w:t xml:space="preserve"> (zamućivanje, maskiranje ili drugo prikrivanje lika trećih lica), te takvu kopiju smatramo potpunim izvršenjem obaveze iz člana 17. stav (3) Zakona. Ukazujemo da, prema Smjernicama 3/2019 Evropskog odbora za zaštitu podataka o obradi ličnih podataka putem video uređaja (tačke 94. i 129.), koje Agencija primjenjuje u svojoj praksi, zaštita prava trećih lica ne smije se koristiti kao izgovor za onemogućavanje osnovanih zahtjeva za pristup.</w:t>
-      </w:r>
-    </w:p>
-    <w:p>
-      <w:pPr>
-        <w:spacing w:after="140" w:line="280"/>
-      </w:pPr>
-      <w:r>
-        <w:rPr>
-          <w:rFonts w:ascii="Times New Roman" w:cs="Times New Roman" w:eastAsia="Times New Roman" w:hAnsi="Times New Roman"/>
-          <w:b/>
-          <w:bCs/>
-          <w:sz w:val="22"/>
-          <w:szCs w:val="22"/>
-        </w:rPr>
-        <w:t xml:space="preserve">Rok.</w:t>
-      </w:r>
-      <w:r>
-        <w:rPr>
-          <w:rFonts w:ascii="Times New Roman" w:cs="Times New Roman" w:eastAsia="Times New Roman" w:hAnsi="Times New Roman"/>
-          <w:sz w:val="22"/>
-          <w:szCs w:val="22"/>
-        </w:rPr>
-        <w:t xml:space="preserve"> U skladu s </w:t>
-      </w:r>
-      <w:r>
-        <w:rPr>
-          <w:rFonts w:ascii="Times New Roman" w:cs="Times New Roman" w:eastAsia="Times New Roman" w:hAnsi="Times New Roman"/>
-          <w:b/>
-          <w:bCs/>
-          <w:sz w:val="22"/>
-          <w:szCs w:val="22"/>
-        </w:rPr>
-        <w:t xml:space="preserve">članom 14. stav (3)</w:t>
-      </w:r>
-      <w:r>
-        <w:rPr>
-          <w:rFonts w:ascii="Times New Roman" w:cs="Times New Roman" w:eastAsia="Times New Roman" w:hAnsi="Times New Roman"/>
-          <w:sz w:val="22"/>
-          <w:szCs w:val="22"/>
-        </w:rPr>
-        <w:t xml:space="preserve"> Zakona dužni ste postupiti bez nepotrebnog odgađanja, a u svakom slučaju </w:t>
-      </w:r>
-      <w:r>
-        <w:rPr>
-          <w:rFonts w:ascii="Times New Roman" w:cs="Times New Roman" w:eastAsia="Times New Roman" w:hAnsi="Times New Roman"/>
-          <w:b/>
-          <w:bCs/>
-          <w:sz w:val="22"/>
-          <w:szCs w:val="22"/>
-        </w:rPr>
-        <w:t xml:space="preserve">u roku od 30 dana</w:t>
-      </w:r>
-      <w:r>
-        <w:rPr>
-          <w:rFonts w:ascii="Times New Roman" w:cs="Times New Roman" w:eastAsia="Times New Roman" w:hAnsi="Times New Roman"/>
-          <w:sz w:val="22"/>
-          <w:szCs w:val="22"/>
-        </w:rPr>
-        <w:t xml:space="preserve"> od zaprimanja zahtjeva; o eventualnom produženju dužni ste nas obavijestiti u roku od 30 dana uz navođenje razloga. U skladu s </w:t>
-      </w:r>
-      <w:r>
-        <w:rPr>
-          <w:rFonts w:ascii="Times New Roman" w:cs="Times New Roman" w:eastAsia="Times New Roman" w:hAnsi="Times New Roman"/>
-          <w:b/>
-          <w:bCs/>
-          <w:sz w:val="22"/>
-          <w:szCs w:val="22"/>
-        </w:rPr>
-        <w:t xml:space="preserve">članom 14. stav (4)</w:t>
-      </w:r>
-      <w:r>
-        <w:rPr>
-          <w:rFonts w:ascii="Times New Roman" w:cs="Times New Roman" w:eastAsia="Times New Roman" w:hAnsi="Times New Roman"/>
-          <w:sz w:val="22"/>
-          <w:szCs w:val="22"/>
-        </w:rPr>
-        <w:t xml:space="preserve">, ako ne postupite po zahtjevu, dužni ste nas obavijestiti o razlozima i o mogućnosti podnošenja prigovora Agenciji ili tužbe nadležnom sudu.</w:t>
-      </w:r>
-    </w:p>
-    <w:p>
-      <w:pPr>
-        <w:spacing w:after="140" w:line="280"/>
-      </w:pPr>
-      <w:r>
-        <w:rPr>
-          <w:rFonts w:ascii="Times New Roman" w:cs="Times New Roman" w:eastAsia="Times New Roman" w:hAnsi="Times New Roman"/>
-          <w:b/>
-          <w:bCs/>
-          <w:sz w:val="22"/>
-          <w:szCs w:val="22"/>
-        </w:rPr>
-        <w:t xml:space="preserve">Naknada.</w:t>
-      </w:r>
-      <w:r>
-        <w:rPr>
-          <w:rFonts w:ascii="Times New Roman" w:cs="Times New Roman" w:eastAsia="Times New Roman" w:hAnsi="Times New Roman"/>
-          <w:sz w:val="22"/>
-          <w:szCs w:val="22"/>
-        </w:rPr>
-        <w:t xml:space="preserve"> U skladu s </w:t>
-      </w:r>
-      <w:r>
-        <w:rPr>
-          <w:rFonts w:ascii="Times New Roman" w:cs="Times New Roman" w:eastAsia="Times New Roman" w:hAnsi="Times New Roman"/>
-          <w:b/>
-          <w:bCs/>
-          <w:sz w:val="22"/>
-          <w:szCs w:val="22"/>
-        </w:rPr>
-        <w:t xml:space="preserve">članom 14. stav (5)</w:t>
-      </w:r>
-      <w:r>
-        <w:rPr>
-          <w:rFonts w:ascii="Times New Roman" w:cs="Times New Roman" w:eastAsia="Times New Roman" w:hAnsi="Times New Roman"/>
-          <w:sz w:val="22"/>
-          <w:szCs w:val="22"/>
-        </w:rPr>
-        <w:t xml:space="preserve"> Zakona postupanje je </w:t>
-      </w:r>
-      <w:r>
-        <w:rPr>
-          <w:rFonts w:ascii="Times New Roman" w:cs="Times New Roman" w:eastAsia="Times New Roman" w:hAnsi="Times New Roman"/>
-          <w:b/>
-          <w:bCs/>
-          <w:sz w:val="22"/>
-          <w:szCs w:val="22"/>
-        </w:rPr>
-        <w:t xml:space="preserve">bez naknade</w:t>
-      </w:r>
-      <w:r>
-        <w:rPr>
-          <w:rFonts w:ascii="Times New Roman" w:cs="Times New Roman" w:eastAsia="Times New Roman" w:hAnsi="Times New Roman"/>
-          <w:sz w:val="22"/>
-          <w:szCs w:val="22"/>
-        </w:rPr>
-        <w:t xml:space="preserve">, pri čemu je teret dokazivanja očite neosnovanosti ili pretjeranosti zahtjeva na kontroloru (član 14. stav (6)). Prvu kopiju iz člana 17. stav (3) tražimo bez naknade. Spremni smo dostaviti vlastiti nosač podataka (USB).</w:t>
-      </w:r>
-    </w:p>
-    <w:p>
-      <w:pPr>
-        <w:spacing w:after="140" w:line="280"/>
-      </w:pPr>
-      <w:r>
-        <w:rPr>
-          <w:rFonts w:ascii="Times New Roman" w:cs="Times New Roman" w:eastAsia="Times New Roman" w:hAnsi="Times New Roman"/>
-          <w:b/>
-          <w:bCs/>
-          <w:sz w:val="22"/>
-          <w:szCs w:val="22"/>
-        </w:rPr>
-        <w:t xml:space="preserve">Način dostave.</w:t>
-      </w:r>
-      <w:r>
-        <w:rPr>
-          <w:rFonts w:ascii="Times New Roman" w:cs="Times New Roman" w:eastAsia="Times New Roman" w:hAnsi="Times New Roman"/>
-          <w:sz w:val="22"/>
-          <w:szCs w:val="22"/>
-        </w:rPr>
-        <w:t xml:space="preserve"> Molimo dostavu u uobičajenoj elektronskoj formi na e-mail [e-mail], odnosno na nosaču podataka koji možemo preuzeti lično. Ukoliko se snimak izvozi iz sistema koji koristi vlastiti format zapisa, molimo dostavu u formatu </w:t>
-      </w:r>
-      <w:r>
-        <w:rPr>
-          <w:rFonts w:ascii="Times New Roman" w:cs="Times New Roman" w:eastAsia="Times New Roman" w:hAnsi="Times New Roman"/>
-          <w:b/>
-          <w:bCs/>
-          <w:sz w:val="22"/>
-          <w:szCs w:val="22"/>
-        </w:rPr>
-        <w:t xml:space="preserve">MP4 ili AVI</w:t>
-      </w:r>
-      <w:r>
-        <w:rPr>
-          <w:rFonts w:ascii="Times New Roman" w:cs="Times New Roman" w:eastAsia="Times New Roman" w:hAnsi="Times New Roman"/>
-          <w:sz w:val="22"/>
-          <w:szCs w:val="22"/>
-        </w:rPr>
-        <w:t xml:space="preserve">; ako to nije moguće, molimo da nam se uz snimak dostavi i odgovarajući program za reprodukciju.</w:t>
-      </w:r>
-    </w:p>
-    <w:p>
-      <w:pPr>
-        <w:spacing w:after="140" w:line="280"/>
-      </w:pPr>
-      <w:r>
-        <w:rPr>
-          <w:rFonts w:ascii="Times New Roman" w:cs="Times New Roman" w:eastAsia="Times New Roman" w:hAnsi="Times New Roman"/>
-          <w:sz w:val="22"/>
-          <w:szCs w:val="22"/>
-        </w:rPr>
-        <w:t xml:space="preserve">Ovaj zahtjev podnosi se </w:t>
-      </w:r>
-      <w:r>
-        <w:rPr>
-          <w:rFonts w:ascii="Times New Roman" w:cs="Times New Roman" w:eastAsia="Times New Roman" w:hAnsi="Times New Roman"/>
-          <w:b/>
-          <w:bCs/>
-          <w:sz w:val="22"/>
-          <w:szCs w:val="22"/>
-        </w:rPr>
-        <w:t xml:space="preserve">bez uticaja na</w:t>
-      </w:r>
-      <w:r>
-        <w:rPr>
-          <w:rFonts w:ascii="Times New Roman" w:cs="Times New Roman" w:eastAsia="Times New Roman" w:hAnsi="Times New Roman"/>
-          <w:sz w:val="22"/>
-          <w:szCs w:val="22"/>
-        </w:rPr>
-        <w:t xml:space="preserve"> naš zahtjev za očuvanje snimka i naš zahtjev na osnovu ZoSPI FBiH, koji se podnose kao samostalni i odvojeni zahtjevi.</w:t>
-      </w:r>
-    </w:p>
-    <w:p>
-      <w:pPr>
-        <w:spacing w:after="140"/>
-      </w:pPr>
-      <w:r>
-        <w:rPr>
-          <w:rFonts w:ascii="Times New Roman" w:cs="Times New Roman" w:eastAsia="Times New Roman" w:hAnsi="Times New Roman"/>
-          <w:sz w:val="22"/>
-          <w:szCs w:val="22"/>
-        </w:rPr>
-        <w:t xml:space="preserve"/>
-      </w:r>
-    </w:p>
-    <w:p>
-      <w:pPr>
-        <w:spacing w:after="420" w:line="280"/>
-      </w:pPr>
-      <w:r>
-        <w:rPr>
-          <w:rFonts w:ascii="Times New Roman" w:cs="Times New Roman" w:eastAsia="Times New Roman" w:hAnsi="Times New Roman"/>
-          <w:sz w:val="22"/>
-          <w:szCs w:val="22"/>
-        </w:rPr>
-        <w:t xml:space="preserve">S poštovanjem,</w:t>
-      </w:r>
-    </w:p>
-    <w:p>
-      <w:pPr>
-        <w:spacing w:after="60" w:line="280"/>
       </w:pPr>
       <w:r>
         <w:rPr>
@@ -2667,7 +2775,7 @@
           <w:sz w:val="22"/>
           <w:szCs w:val="22"/>
         </w:rPr>
-        <w:t xml:space="preserve"> kopije identifikacionih dokumenata; fotografije podnosilaca; fotografija oznake o videonadzoru (ako postoji); kopije Zahtjeva 1 i 2.</w:t>
+        <w:t xml:space="preserve"> kopije Zahtjeva 1 i 2.</w:t>
       </w:r>
     </w:p>
     <w:sectPr>

--- a/blagaj-footage-request/Zahtjevi-Stari-grad-Blagaj-2026-09-09.docx
+++ b/blagaj-footage-request/Zahtjevi-Stari-grad-Blagaj-2026-09-09.docx
@@ -643,7 +643,7 @@
           <w:sz w:val="22"/>
           <w:szCs w:val="22"/>
         </w:rPr>
-        <w:t xml:space="preserve">Na osnovu člana 20. stav (1) tačka c) i stava (2), a u vezi s članom 14. stav (2) i članom 17. Zakona o zaštiti ličnih podataka („Službeni glasnik BiH", broj 12/25), podnosimo </w:t>
+        <w:t xml:space="preserve">Na osnovu člana 14. stav (2) Zakona o zaštiti ličnih podataka („Službeni glasnik BiH", broj 12/25) (u daljem tekstu: Zakon), prema kojem kontrolor podataka olakšava ostvarivanje prava nosioca podataka iz čl. 17. do 24. Zakona, podnosimo </w:t>
       </w:r>
       <w:r>
         <w:rPr>
@@ -852,43 +852,92 @@
           <w:sz w:val="22"/>
           <w:szCs w:val="22"/>
         </w:rPr>
-        <w:t xml:space="preserve">Izjavljujemo da navedeni snimak zahtijevamo </w:t>
-      </w:r>
-      <w:r>
-        <w:rPr>
-          <w:rFonts w:ascii="Times New Roman" w:cs="Times New Roman" w:eastAsia="Times New Roman" w:hAnsi="Times New Roman"/>
-          <w:b/>
-          <w:bCs/>
-          <w:sz w:val="22"/>
-          <w:szCs w:val="22"/>
-        </w:rPr>
-        <w:t xml:space="preserve">radi postavljanja i ostvarivanja pravnih zahtjeva</w:t>
-      </w:r>
-      <w:r>
-        <w:rPr>
-          <w:rFonts w:ascii="Times New Roman" w:cs="Times New Roman" w:eastAsia="Times New Roman" w:hAnsi="Times New Roman"/>
-          <w:sz w:val="22"/>
-          <w:szCs w:val="22"/>
-        </w:rPr>
-        <w:t xml:space="preserve"> u smislu člana 20. stav (1) tačka c) Zakona, uključujući ostvarivanje prava na pristup ličnom podatku iz člana 17. Zakona. U skladu s članom 20. stav (2) Zakona, ograničena obrada podrazumijeva da se lični podatak </w:t>
-      </w:r>
-      <w:r>
-        <w:rPr>
-          <w:rFonts w:ascii="Times New Roman" w:cs="Times New Roman" w:eastAsia="Times New Roman" w:hAnsi="Times New Roman"/>
-          <w:b/>
-          <w:bCs/>
-          <w:sz w:val="22"/>
-          <w:szCs w:val="22"/>
-        </w:rPr>
-        <w:t xml:space="preserve">smije čuvati</w:t>
-      </w:r>
-      <w:r>
-        <w:rPr>
-          <w:rFonts w:ascii="Times New Roman" w:cs="Times New Roman" w:eastAsia="Times New Roman" w:hAnsi="Times New Roman"/>
-          <w:sz w:val="22"/>
-          <w:szCs w:val="22"/>
-        </w:rPr>
-        <w:t xml:space="preserve">, te da njegovo brisanje nije dopušteno bez naše saglasnosti.</w:t>
+        <w:t xml:space="preserve">Brisanje ili prepisivanje ovog snimka nakon prijema našeg zahtjeva onemogućilo bi ostvarivanje prava na pristup iz člana 17. Zakona, čime bi obaveza iz člana 14. stav (2) Zakona ostala neispunjena. Napominjemo da rok od 30 dana iz člana 14. stav (3) Zakona predstavlja </w:t>
+      </w:r>
+      <w:r>
+        <w:rPr>
+          <w:rFonts w:ascii="Times New Roman" w:cs="Times New Roman" w:eastAsia="Times New Roman" w:hAnsi="Times New Roman"/>
+          <w:b/>
+          <w:bCs/>
+          <w:sz w:val="22"/>
+          <w:szCs w:val="22"/>
+        </w:rPr>
+        <w:t xml:space="preserve">rok za postupanje po zahtjevu, a ne razdoblje u kojem se predmet zahtjeva smije uništiti</w:t>
+      </w:r>
+      <w:r>
+        <w:rPr>
+          <w:rFonts w:ascii="Times New Roman" w:cs="Times New Roman" w:eastAsia="Times New Roman" w:hAnsi="Times New Roman"/>
+          <w:sz w:val="22"/>
+          <w:szCs w:val="22"/>
+        </w:rPr>
+        <w:t xml:space="preserve">.</w:t>
+      </w:r>
+    </w:p>
+    <w:p>
+      <w:pPr>
+        <w:spacing w:after="140" w:line="280"/>
+      </w:pPr>
+      <w:r>
+        <w:rPr>
+          <w:rFonts w:ascii="Times New Roman" w:cs="Times New Roman" w:eastAsia="Times New Roman" w:hAnsi="Times New Roman"/>
+          <w:sz w:val="22"/>
+          <w:szCs w:val="22"/>
+        </w:rPr>
+        <w:t xml:space="preserve">Podredno, pozivamo se i na pravo na ograničenje obrade iz </w:t>
+      </w:r>
+      <w:r>
+        <w:rPr>
+          <w:rFonts w:ascii="Times New Roman" w:cs="Times New Roman" w:eastAsia="Times New Roman" w:hAnsi="Times New Roman"/>
+          <w:b/>
+          <w:bCs/>
+          <w:sz w:val="22"/>
+          <w:szCs w:val="22"/>
+        </w:rPr>
+        <w:t xml:space="preserve">člana 20.</w:t>
+      </w:r>
+      <w:r>
+        <w:rPr>
+          <w:rFonts w:ascii="Times New Roman" w:cs="Times New Roman" w:eastAsia="Times New Roman" w:hAnsi="Times New Roman"/>
+          <w:sz w:val="22"/>
+          <w:szCs w:val="22"/>
+        </w:rPr>
+        <w:t xml:space="preserve"> Zakona: na stav (1) tačku c), budući da snimak zahtijevamo radi postavljanja i ostvarivanja pravnih zahtjeva; a ukoliko bi obrada iz bilo kojeg razloga bila nezakonita, i na stav (1) tačku b) — pri čemu se </w:t>
+      </w:r>
+      <w:r>
+        <w:rPr>
+          <w:rFonts w:ascii="Times New Roman" w:cs="Times New Roman" w:eastAsia="Times New Roman" w:hAnsi="Times New Roman"/>
+          <w:b/>
+          <w:bCs/>
+          <w:sz w:val="22"/>
+          <w:szCs w:val="22"/>
+        </w:rPr>
+        <w:t xml:space="preserve">izričito protivimo brisanju snimka</w:t>
+      </w:r>
+      <w:r>
+        <w:rPr>
+          <w:rFonts w:ascii="Times New Roman" w:cs="Times New Roman" w:eastAsia="Times New Roman" w:hAnsi="Times New Roman"/>
+          <w:sz w:val="22"/>
+          <w:szCs w:val="22"/>
+        </w:rPr>
+        <w:t xml:space="preserve"> i umjesto toga tražimo ograničenje njegove obrade. U skladu s članom 20. stav (2) Zakona, ograničeni lični podatak smije se obrađivati samo uz saglasnost nosioca podataka, uz izuzetke propisane tim stavom, među kojima je i </w:t>
+      </w:r>
+      <w:r>
+        <w:rPr>
+          <w:rFonts w:ascii="Times New Roman" w:cs="Times New Roman" w:eastAsia="Times New Roman" w:hAnsi="Times New Roman"/>
+          <w:b/>
+          <w:bCs/>
+          <w:sz w:val="22"/>
+          <w:szCs w:val="22"/>
+        </w:rPr>
+        <w:t xml:space="preserve">čuvanje</w:t>
+      </w:r>
+      <w:r>
+        <w:rPr>
+          <w:rFonts w:ascii="Times New Roman" w:cs="Times New Roman" w:eastAsia="Times New Roman" w:hAnsi="Times New Roman"/>
+          <w:sz w:val="22"/>
+          <w:szCs w:val="22"/>
+        </w:rPr>
+        <w:t xml:space="preserve">; brisanje tim izuzecima nije obuhvaćeno.</w:t>
       </w:r>
     </w:p>
     <w:p>
@@ -978,25 +1027,25 @@
           <w:sz w:val="22"/>
           <w:szCs w:val="22"/>
         </w:rPr>
-        <w:t xml:space="preserve">2. o </w:t>
-      </w:r>
-      <w:r>
-        <w:rPr>
-          <w:rFonts w:ascii="Times New Roman" w:cs="Times New Roman" w:eastAsia="Times New Roman" w:hAnsi="Times New Roman"/>
-          <w:b/>
-          <w:bCs/>
-          <w:sz w:val="22"/>
-          <w:szCs w:val="22"/>
-        </w:rPr>
-        <w:t xml:space="preserve">roku čuvanja snimaka</w:t>
-      </w:r>
-      <w:r>
-        <w:rPr>
-          <w:rFonts w:ascii="Times New Roman" w:cs="Times New Roman" w:eastAsia="Times New Roman" w:hAnsi="Times New Roman"/>
-          <w:sz w:val="22"/>
-          <w:szCs w:val="22"/>
-        </w:rPr>
-        <w:t xml:space="preserve"> utvrđenom Vašom odlukom o videonadzoru iz člana 57. stav (4) Zakona;</w:t>
+        <w:t xml:space="preserve">2. koji je </w:t>
+      </w:r>
+      <w:r>
+        <w:rPr>
+          <w:rFonts w:ascii="Times New Roman" w:cs="Times New Roman" w:eastAsia="Times New Roman" w:hAnsi="Times New Roman"/>
+          <w:b/>
+          <w:bCs/>
+          <w:sz w:val="22"/>
+          <w:szCs w:val="22"/>
+        </w:rPr>
+        <w:t xml:space="preserve">rok čuvanja snimaka</w:t>
+      </w:r>
+      <w:r>
+        <w:rPr>
+          <w:rFonts w:ascii="Times New Roman" w:cs="Times New Roman" w:eastAsia="Times New Roman" w:hAnsi="Times New Roman"/>
+          <w:sz w:val="22"/>
+          <w:szCs w:val="22"/>
+        </w:rPr>
+        <w:t xml:space="preserve"> na navedenoj lokaciji, te šta o tome propisuje Vaša odluka o videonadzoru iz člana 57. stav (4) Zakona, ako je donesena;</w:t>
       </w:r>
     </w:p>
     <w:p>
@@ -1675,6 +1724,68 @@
           <w:sz w:val="22"/>
           <w:szCs w:val="22"/>
         </w:rPr>
+        <w:t xml:space="preserve">Svaki potpisnik podnosi ovaj zahtjev </w:t>
+      </w:r>
+      <w:r>
+        <w:rPr>
+          <w:rFonts w:ascii="Times New Roman" w:cs="Times New Roman" w:eastAsia="Times New Roman" w:hAnsi="Times New Roman"/>
+          <w:b/>
+          <w:bCs/>
+          <w:sz w:val="22"/>
+          <w:szCs w:val="22"/>
+        </w:rPr>
+        <w:t xml:space="preserve">u vlastito ime</w:t>
+      </w:r>
+      <w:r>
+        <w:rPr>
+          <w:rFonts w:ascii="Times New Roman" w:cs="Times New Roman" w:eastAsia="Times New Roman" w:hAnsi="Times New Roman"/>
+          <w:sz w:val="22"/>
+          <w:szCs w:val="22"/>
+        </w:rPr>
+        <w:t xml:space="preserve">, kao lice na koje se informacija odnosi, a istovremeno ovim putem </w:t>
+      </w:r>
+      <w:r>
+        <w:rPr>
+          <w:rFonts w:ascii="Times New Roman" w:cs="Times New Roman" w:eastAsia="Times New Roman" w:hAnsi="Times New Roman"/>
+          <w:b/>
+          <w:bCs/>
+          <w:sz w:val="22"/>
+          <w:szCs w:val="22"/>
+        </w:rPr>
+        <w:t xml:space="preserve">pisano ovlašćuje drugog potpisnika</w:t>
+      </w:r>
+      <w:r>
+        <w:rPr>
+          <w:rFonts w:ascii="Times New Roman" w:cs="Times New Roman" w:eastAsia="Times New Roman" w:hAnsi="Times New Roman"/>
+          <w:sz w:val="22"/>
+          <w:szCs w:val="22"/>
+        </w:rPr>
+        <w:t xml:space="preserve"> za pristup informaciji na kojoj se nalaze oba potpisnika — sve u smislu člana 11. stav (3) ZoSPI FBiH.</w:t>
+      </w:r>
+    </w:p>
+    <w:p>
+      <w:pPr>
+        <w:spacing w:after="140" w:line="280"/>
+      </w:pPr>
+      <w:r>
+        <w:rPr>
+          <w:rFonts w:ascii="Times New Roman" w:cs="Times New Roman" w:eastAsia="Times New Roman" w:hAnsi="Times New Roman"/>
+          <w:sz w:val="22"/>
+          <w:szCs w:val="22"/>
+        </w:rPr>
+        <w:t xml:space="preserve">Napominjemo i da se, u skladu s članom 53. stav (2) Zakona o zaštiti ličnih podataka („Službeni glasnik BiH", broj 12/25), taj zakon primjenjuje i prilikom primjene propisa o slobodi pristupa informacijama u Bosni i Hercegovini.</w:t>
+      </w:r>
+    </w:p>
+    <w:p>
+      <w:pPr>
+        <w:spacing w:after="140" w:line="280"/>
+      </w:pPr>
+      <w:r>
+        <w:rPr>
+          <w:rFonts w:ascii="Times New Roman" w:cs="Times New Roman" w:eastAsia="Times New Roman" w:hAnsi="Times New Roman"/>
+          <w:sz w:val="22"/>
+          <w:szCs w:val="22"/>
+        </w:rPr>
         <w:t xml:space="preserve">Ističemo da izuzetak iz </w:t>
       </w:r>
       <w:r>
@@ -1770,7 +1881,7 @@
           <w:sz w:val="22"/>
           <w:szCs w:val="22"/>
         </w:rPr>
-        <w:t xml:space="preserve">člana 14. stav (4)</w:t>
+        <w:t xml:space="preserve">člana 14. stav (6)</w:t>
       </w:r>
       <w:r>
         <w:rPr>
@@ -2391,7 +2502,7 @@
           <w:sz w:val="22"/>
           <w:szCs w:val="22"/>
         </w:rPr>
-        <w:t xml:space="preserve"> iz člana 57. stav (4) Zakona, kao i </w:t>
+        <w:t xml:space="preserve"> iz člana 57. stav (4) Zakona, ako je donesena, kao i </w:t>
       </w:r>
       <w:r>
         <w:rPr>

--- a/blagaj-footage-request/Zahtjevi-Stari-grad-Blagaj-2026-09-09.docx
+++ b/blagaj-footage-request/Zahtjevi-Stari-grad-Blagaj-2026-09-09.docx
@@ -14,15 +14,38 @@
           <w:sz w:val="22"/>
           <w:szCs w:val="22"/>
         </w:rPr>
-        <w:t xml:space="preserve">[IME I PREZIME]</w:t>
-      </w:r>
-      <w:r>
-        <w:rPr>
-          <w:rFonts w:ascii="Times New Roman" w:cs="Times New Roman" w:eastAsia="Times New Roman" w:hAnsi="Times New Roman"/>
-          <w:sz w:val="22"/>
-          <w:szCs w:val="22"/>
-        </w:rPr>
-        <w:t xml:space="preserve">, [adresa], [telefon], [e-mail]</w:t>
+        <w:t xml:space="preserve">Niklas Neugebauer</w:t>
+      </w:r>
+      <w:r>
+        <w:rPr>
+          <w:rFonts w:ascii="Times New Roman" w:cs="Times New Roman" w:eastAsia="Times New Roman" w:hAnsi="Times New Roman"/>
+          <w:sz w:val="22"/>
+          <w:szCs w:val="22"/>
+        </w:rPr>
+        <w:t xml:space="preserve">, Ringstraße 133, 48165 Münster, Njemačka</w:t>
+      </w:r>
+    </w:p>
+    <w:p>
+      <w:pPr>
+        <w:spacing w:after="60" w:line="280"/>
+      </w:pPr>
+      <w:r>
+        <w:rPr>
+          <w:rFonts w:ascii="Times New Roman" w:cs="Times New Roman" w:eastAsia="Times New Roman" w:hAnsi="Times New Roman"/>
+          <w:b/>
+          <w:bCs/>
+          <w:sz w:val="22"/>
+          <w:szCs w:val="22"/>
+        </w:rPr>
+        <w:t xml:space="preserve">Noemi Clara Tamme</w:t>
+      </w:r>
+      <w:r>
+        <w:rPr>
+          <w:rFonts w:ascii="Times New Roman" w:cs="Times New Roman" w:eastAsia="Times New Roman" w:hAnsi="Times New Roman"/>
+          <w:sz w:val="22"/>
+          <w:szCs w:val="22"/>
+        </w:rPr>
+        <w:t xml:space="preserve">, Ringstraße 133, 48165 Münster, Njemačka</w:t>
       </w:r>
     </w:p>
     <w:p>
@@ -32,20 +55,10 @@
       <w:r>
         <w:rPr>
           <w:rFonts w:ascii="Times New Roman" w:cs="Times New Roman" w:eastAsia="Times New Roman" w:hAnsi="Times New Roman"/>
-          <w:b/>
-          <w:bCs/>
-          <w:sz w:val="22"/>
-          <w:szCs w:val="22"/>
-        </w:rPr>
-        <w:t xml:space="preserve">[IME I PREZIME]</w:t>
-      </w:r>
-      <w:r>
-        <w:rPr>
-          <w:rFonts w:ascii="Times New Roman" w:cs="Times New Roman" w:eastAsia="Times New Roman" w:hAnsi="Times New Roman"/>
-          <w:sz w:val="22"/>
-          <w:szCs w:val="22"/>
-        </w:rPr>
-        <w:t xml:space="preserve">, [adresa], [telefon], [e-mail]</w:t>
+          <w:sz w:val="22"/>
+          <w:szCs w:val="22"/>
+        </w:rPr>
+        <w:t xml:space="preserve">E-mail: niklas@zauberzeug.com · Telefon: [telefon]</w:t>
       </w:r>
     </w:p>
     <w:p>
@@ -112,7 +125,7 @@
           <w:sz w:val="22"/>
           <w:szCs w:val="22"/>
         </w:rPr>
-        <w:t xml:space="preserve">[mjesto], [datum]</w:t>
+        <w:t xml:space="preserve">Sarajevo, 10. septembra 2026. godine</w:t>
       </w:r>
     </w:p>
     <w:p>
@@ -352,7 +365,7 @@
           <w:sz w:val="22"/>
           <w:szCs w:val="22"/>
         </w:rPr>
-        <w:t xml:space="preserve">Rado ćemo doći lično u Vaše prostorije, predočiti identifikacione dokumente i preuzeti snimak na vlastitom nosaču podataka.</w:t>
+        <w:t xml:space="preserve">U Mostaru smo u petak, 11. septembra 2026. godine. Rado ćemo doći lično u Vaše prostorije, predočiti identifikacione dokumente s fotografijom, potpisati originale ovih zahtjeva i preuzeti snimak na vlastitom nosaču podataka.</w:t>
       </w:r>
     </w:p>
     <w:p>
@@ -404,7 +417,7 @@
           <w:sz w:val="22"/>
           <w:szCs w:val="22"/>
         </w:rPr>
-        <w:t xml:space="preserve">[ime i prezime]                                            [ime i prezime]</w:t>
+        <w:t xml:space="preserve">Niklas Neugebauer                                  Noemi Clara Tamme</w:t>
       </w:r>
     </w:p>
     <w:p>
@@ -491,15 +504,38 @@
           <w:sz w:val="22"/>
           <w:szCs w:val="22"/>
         </w:rPr>
-        <w:t xml:space="preserve">[IME I PREZIME]</w:t>
-      </w:r>
-      <w:r>
-        <w:rPr>
-          <w:rFonts w:ascii="Times New Roman" w:cs="Times New Roman" w:eastAsia="Times New Roman" w:hAnsi="Times New Roman"/>
-          <w:sz w:val="22"/>
-          <w:szCs w:val="22"/>
-        </w:rPr>
-        <w:t xml:space="preserve">, [adresa], [telefon], [e-mail]</w:t>
+        <w:t xml:space="preserve">Niklas Neugebauer</w:t>
+      </w:r>
+      <w:r>
+        <w:rPr>
+          <w:rFonts w:ascii="Times New Roman" w:cs="Times New Roman" w:eastAsia="Times New Roman" w:hAnsi="Times New Roman"/>
+          <w:sz w:val="22"/>
+          <w:szCs w:val="22"/>
+        </w:rPr>
+        <w:t xml:space="preserve">, Ringstraße 133, 48165 Münster, Njemačka</w:t>
+      </w:r>
+    </w:p>
+    <w:p>
+      <w:pPr>
+        <w:spacing w:after="60" w:line="280"/>
+      </w:pPr>
+      <w:r>
+        <w:rPr>
+          <w:rFonts w:ascii="Times New Roman" w:cs="Times New Roman" w:eastAsia="Times New Roman" w:hAnsi="Times New Roman"/>
+          <w:b/>
+          <w:bCs/>
+          <w:sz w:val="22"/>
+          <w:szCs w:val="22"/>
+        </w:rPr>
+        <w:t xml:space="preserve">Noemi Clara Tamme</w:t>
+      </w:r>
+      <w:r>
+        <w:rPr>
+          <w:rFonts w:ascii="Times New Roman" w:cs="Times New Roman" w:eastAsia="Times New Roman" w:hAnsi="Times New Roman"/>
+          <w:sz w:val="22"/>
+          <w:szCs w:val="22"/>
+        </w:rPr>
+        <w:t xml:space="preserve">, Ringstraße 133, 48165 Münster, Njemačka</w:t>
       </w:r>
     </w:p>
     <w:p>
@@ -509,20 +545,10 @@
       <w:r>
         <w:rPr>
           <w:rFonts w:ascii="Times New Roman" w:cs="Times New Roman" w:eastAsia="Times New Roman" w:hAnsi="Times New Roman"/>
-          <w:b/>
-          <w:bCs/>
-          <w:sz w:val="22"/>
-          <w:szCs w:val="22"/>
-        </w:rPr>
-        <w:t xml:space="preserve">[IME I PREZIME]</w:t>
-      </w:r>
-      <w:r>
-        <w:rPr>
-          <w:rFonts w:ascii="Times New Roman" w:cs="Times New Roman" w:eastAsia="Times New Roman" w:hAnsi="Times New Roman"/>
-          <w:sz w:val="22"/>
-          <w:szCs w:val="22"/>
-        </w:rPr>
-        <w:t xml:space="preserve">, [adresa], [telefon], [e-mail]</w:t>
+          <w:sz w:val="22"/>
+          <w:szCs w:val="22"/>
+        </w:rPr>
+        <w:t xml:space="preserve">E-mail: niklas@zauberzeug.com · Telefon: [telefon]</w:t>
       </w:r>
     </w:p>
     <w:p>
@@ -589,7 +615,7 @@
           <w:sz w:val="22"/>
           <w:szCs w:val="22"/>
         </w:rPr>
-        <w:t xml:space="preserve">[mjesto], [datum]</w:t>
+        <w:t xml:space="preserve">Sarajevo, 10. septembra 2026. godine</w:t>
       </w:r>
     </w:p>
     <w:p>
@@ -839,7 +865,7 @@
           <w:sz w:val="22"/>
           <w:szCs w:val="22"/>
         </w:rPr>
-        <w:t xml:space="preserve"> potpisnici ovog zahtjeva; prema našem saznanju, u kadru se u navedenom periodu nisu nalazila druga lica.</w:t>
+        <w:t xml:space="preserve"> potpisnici ovog zahtjeva, Niklas Neugebauer i Noemi Clara Tamme; prema našem saznanju, u kadru se u navedenom periodu nisu nalazila druga lica.</w:t>
       </w:r>
     </w:p>
     <w:p>
@@ -1130,7 +1156,25 @@
           <w:sz w:val="22"/>
           <w:szCs w:val="22"/>
         </w:rPr>
-        <w:t xml:space="preserve">Zahtjev se podnosi elektronskim putem i preporučenom poštom. Molimo potvrdu prijema.</w:t>
+        <w:t xml:space="preserve">Zahtjev se podnosi elektronskim putem. </w:t>
+      </w:r>
+      <w:r>
+        <w:rPr>
+          <w:rFonts w:ascii="Times New Roman" w:cs="Times New Roman" w:eastAsia="Times New Roman" w:hAnsi="Times New Roman"/>
+          <w:b/>
+          <w:bCs/>
+          <w:sz w:val="22"/>
+          <w:szCs w:val="22"/>
+        </w:rPr>
+        <w:t xml:space="preserve">Potpisane originale svih zahtjeva dostavit ćemo lično</w:t>
+      </w:r>
+      <w:r>
+        <w:rPr>
+          <w:rFonts w:ascii="Times New Roman" w:cs="Times New Roman" w:eastAsia="Times New Roman" w:hAnsi="Times New Roman"/>
+          <w:sz w:val="22"/>
+          <w:szCs w:val="22"/>
+        </w:rPr>
+        <w:t xml:space="preserve">, prilikom dolaska u Vaše prostorije u petak, 11. septembra 2026. godine, kada ćemo i predočiti identifikacione dokumente s fotografijom. Molimo potvrdu prijema ovog zahtjeva.</w:t>
       </w:r>
     </w:p>
     <w:p>
@@ -1182,7 +1226,7 @@
           <w:sz w:val="22"/>
           <w:szCs w:val="22"/>
         </w:rPr>
-        <w:t xml:space="preserve">[ime i prezime]                                            [ime i prezime]</w:t>
+        <w:t xml:space="preserve">Niklas Neugebauer                                  Noemi Clara Tamme</w:t>
       </w:r>
     </w:p>
     <w:p>
@@ -1246,15 +1290,38 @@
           <w:sz w:val="22"/>
           <w:szCs w:val="22"/>
         </w:rPr>
-        <w:t xml:space="preserve">[IME I PREZIME]</w:t>
-      </w:r>
-      <w:r>
-        <w:rPr>
-          <w:rFonts w:ascii="Times New Roman" w:cs="Times New Roman" w:eastAsia="Times New Roman" w:hAnsi="Times New Roman"/>
-          <w:sz w:val="22"/>
-          <w:szCs w:val="22"/>
-        </w:rPr>
-        <w:t xml:space="preserve">, [adresa], [telefon], [e-mail]</w:t>
+        <w:t xml:space="preserve">Niklas Neugebauer</w:t>
+      </w:r>
+      <w:r>
+        <w:rPr>
+          <w:rFonts w:ascii="Times New Roman" w:cs="Times New Roman" w:eastAsia="Times New Roman" w:hAnsi="Times New Roman"/>
+          <w:sz w:val="22"/>
+          <w:szCs w:val="22"/>
+        </w:rPr>
+        <w:t xml:space="preserve">, Ringstraße 133, 48165 Münster, Njemačka</w:t>
+      </w:r>
+    </w:p>
+    <w:p>
+      <w:pPr>
+        <w:spacing w:after="60" w:line="280"/>
+      </w:pPr>
+      <w:r>
+        <w:rPr>
+          <w:rFonts w:ascii="Times New Roman" w:cs="Times New Roman" w:eastAsia="Times New Roman" w:hAnsi="Times New Roman"/>
+          <w:b/>
+          <w:bCs/>
+          <w:sz w:val="22"/>
+          <w:szCs w:val="22"/>
+        </w:rPr>
+        <w:t xml:space="preserve">Noemi Clara Tamme</w:t>
+      </w:r>
+      <w:r>
+        <w:rPr>
+          <w:rFonts w:ascii="Times New Roman" w:cs="Times New Roman" w:eastAsia="Times New Roman" w:hAnsi="Times New Roman"/>
+          <w:sz w:val="22"/>
+          <w:szCs w:val="22"/>
+        </w:rPr>
+        <w:t xml:space="preserve">, Ringstraße 133, 48165 Münster, Njemačka</w:t>
       </w:r>
     </w:p>
     <w:p>
@@ -1264,20 +1331,10 @@
       <w:r>
         <w:rPr>
           <w:rFonts w:ascii="Times New Roman" w:cs="Times New Roman" w:eastAsia="Times New Roman" w:hAnsi="Times New Roman"/>
-          <w:b/>
-          <w:bCs/>
-          <w:sz w:val="22"/>
-          <w:szCs w:val="22"/>
-        </w:rPr>
-        <w:t xml:space="preserve">[IME I PREZIME]</w:t>
-      </w:r>
-      <w:r>
-        <w:rPr>
-          <w:rFonts w:ascii="Times New Roman" w:cs="Times New Roman" w:eastAsia="Times New Roman" w:hAnsi="Times New Roman"/>
-          <w:sz w:val="22"/>
-          <w:szCs w:val="22"/>
-        </w:rPr>
-        <w:t xml:space="preserve">, [adresa], [telefon], [e-mail]</w:t>
+          <w:sz w:val="22"/>
+          <w:szCs w:val="22"/>
+        </w:rPr>
+        <w:t xml:space="preserve">E-mail: niklas@zauberzeug.com · Telefon: [telefon]</w:t>
       </w:r>
     </w:p>
     <w:p>
@@ -1344,7 +1401,7 @@
           <w:sz w:val="22"/>
           <w:szCs w:val="22"/>
         </w:rPr>
-        <w:t xml:space="preserve">[mjesto], [datum]</w:t>
+        <w:t xml:space="preserve">Sarajevo, 10. septembra 2026. godine</w:t>
       </w:r>
     </w:p>
     <w:p>
@@ -2039,7 +2096,7 @@
           <w:sz w:val="22"/>
           <w:szCs w:val="22"/>
         </w:rPr>
-        <w:t xml:space="preserve">[ime i prezime]                                            [ime i prezime]</w:t>
+        <w:t xml:space="preserve">Niklas Neugebauer                                  Noemi Clara Tamme</w:t>
       </w:r>
     </w:p>
     <w:p>
@@ -2103,15 +2160,38 @@
           <w:sz w:val="22"/>
           <w:szCs w:val="22"/>
         </w:rPr>
-        <w:t xml:space="preserve">[IME I PREZIME]</w:t>
-      </w:r>
-      <w:r>
-        <w:rPr>
-          <w:rFonts w:ascii="Times New Roman" w:cs="Times New Roman" w:eastAsia="Times New Roman" w:hAnsi="Times New Roman"/>
-          <w:sz w:val="22"/>
-          <w:szCs w:val="22"/>
-        </w:rPr>
-        <w:t xml:space="preserve">, [adresa], [telefon], [e-mail]</w:t>
+        <w:t xml:space="preserve">Niklas Neugebauer</w:t>
+      </w:r>
+      <w:r>
+        <w:rPr>
+          <w:rFonts w:ascii="Times New Roman" w:cs="Times New Roman" w:eastAsia="Times New Roman" w:hAnsi="Times New Roman"/>
+          <w:sz w:val="22"/>
+          <w:szCs w:val="22"/>
+        </w:rPr>
+        <w:t xml:space="preserve">, Ringstraße 133, 48165 Münster, Njemačka</w:t>
+      </w:r>
+    </w:p>
+    <w:p>
+      <w:pPr>
+        <w:spacing w:after="60" w:line="280"/>
+      </w:pPr>
+      <w:r>
+        <w:rPr>
+          <w:rFonts w:ascii="Times New Roman" w:cs="Times New Roman" w:eastAsia="Times New Roman" w:hAnsi="Times New Roman"/>
+          <w:b/>
+          <w:bCs/>
+          <w:sz w:val="22"/>
+          <w:szCs w:val="22"/>
+        </w:rPr>
+        <w:t xml:space="preserve">Noemi Clara Tamme</w:t>
+      </w:r>
+      <w:r>
+        <w:rPr>
+          <w:rFonts w:ascii="Times New Roman" w:cs="Times New Roman" w:eastAsia="Times New Roman" w:hAnsi="Times New Roman"/>
+          <w:sz w:val="22"/>
+          <w:szCs w:val="22"/>
+        </w:rPr>
+        <w:t xml:space="preserve">, Ringstraße 133, 48165 Münster, Njemačka</w:t>
       </w:r>
     </w:p>
     <w:p>
@@ -2121,20 +2201,10 @@
       <w:r>
         <w:rPr>
           <w:rFonts w:ascii="Times New Roman" w:cs="Times New Roman" w:eastAsia="Times New Roman" w:hAnsi="Times New Roman"/>
-          <w:b/>
-          <w:bCs/>
-          <w:sz w:val="22"/>
-          <w:szCs w:val="22"/>
-        </w:rPr>
-        <w:t xml:space="preserve">[IME I PREZIME]</w:t>
-      </w:r>
-      <w:r>
-        <w:rPr>
-          <w:rFonts w:ascii="Times New Roman" w:cs="Times New Roman" w:eastAsia="Times New Roman" w:hAnsi="Times New Roman"/>
-          <w:sz w:val="22"/>
-          <w:szCs w:val="22"/>
-        </w:rPr>
-        <w:t xml:space="preserve">, [adresa], [telefon], [e-mail]</w:t>
+          <w:sz w:val="22"/>
+          <w:szCs w:val="22"/>
+        </w:rPr>
+        <w:t xml:space="preserve">E-mail: niklas@zauberzeug.com · Telefon: [telefon]</w:t>
       </w:r>
     </w:p>
     <w:p>
@@ -2201,7 +2271,7 @@
           <w:sz w:val="22"/>
           <w:szCs w:val="22"/>
         </w:rPr>
-        <w:t xml:space="preserve">[mjesto], [datum]</w:t>
+        <w:t xml:space="preserve">Sarajevo, 10. septembra 2026. godine</w:t>
       </w:r>
     </w:p>
     <w:p>
@@ -2762,7 +2832,7 @@
           <w:sz w:val="22"/>
           <w:szCs w:val="22"/>
         </w:rPr>
-        <w:t xml:space="preserve"> Molimo dostavu u uobičajenoj elektronskoj formi na e-mail [e-mail], odnosno na nosaču podataka koji možemo preuzeti lično. Ukoliko se snimak izvozi iz sistema koji koristi vlastiti format zapisa, molimo dostavu u formatu </w:t>
+        <w:t xml:space="preserve"> Molimo dostavu u uobičajenoj elektronskoj formi na e-mail niklas@zauberzeug.com, odnosno na nosaču podataka koji možemo preuzeti lično. Ukoliko se snimak izvozi iz sistema koji koristi vlastiti format zapisa, molimo dostavu u formatu </w:t>
       </w:r>
       <w:r>
         <w:rPr>
@@ -2863,7 +2933,7 @@
           <w:sz w:val="22"/>
           <w:szCs w:val="22"/>
         </w:rPr>
-        <w:t xml:space="preserve">[ime i prezime]                                            [ime i prezime]</w:t>
+        <w:t xml:space="preserve">Niklas Neugebauer                                  Noemi Clara Tamme</w:t>
       </w:r>
     </w:p>
     <w:p>

--- a/blagaj-footage-request/Zahtjevi-Stari-grad-Blagaj-2026-09-09.docx
+++ b/blagaj-footage-request/Zahtjevi-Stari-grad-Blagaj-2026-09-09.docx
@@ -22,7 +22,7 @@
           <w:sz w:val="22"/>
           <w:szCs w:val="22"/>
         </w:rPr>
-        <w:t xml:space="preserve">, Ringstraße 133, 48165 Münster, Njemačka</w:t>
+        <w:t xml:space="preserve">, Ringstraße 133, 48165 Münster, Njemačka · tel. +49 152 53489673</w:t>
       </w:r>
     </w:p>
     <w:p>
@@ -45,7 +45,7 @@
           <w:sz w:val="22"/>
           <w:szCs w:val="22"/>
         </w:rPr>
-        <w:t xml:space="preserve">, Ringstraße 133, 48165 Münster, Njemačka</w:t>
+        <w:t xml:space="preserve">, Ringstraße 133, 48165 Münster, Njemačka · tel. +49 152 04465089</w:t>
       </w:r>
     </w:p>
     <w:p>
@@ -58,7 +58,7 @@
           <w:sz w:val="22"/>
           <w:szCs w:val="22"/>
         </w:rPr>
-        <w:t xml:space="preserve">E-mail: niklas@zauberzeug.com · Telefon: [telefon]</w:t>
+        <w:t xml:space="preserve">E-mail: NiklasNeugebauer@outlook.com</w:t>
       </w:r>
     </w:p>
     <w:p>
@@ -512,7 +512,7 @@
           <w:sz w:val="22"/>
           <w:szCs w:val="22"/>
         </w:rPr>
-        <w:t xml:space="preserve">, Ringstraße 133, 48165 Münster, Njemačka</w:t>
+        <w:t xml:space="preserve">, Ringstraße 133, 48165 Münster, Njemačka · tel. +49 152 53489673</w:t>
       </w:r>
     </w:p>
     <w:p>
@@ -535,7 +535,7 @@
           <w:sz w:val="22"/>
           <w:szCs w:val="22"/>
         </w:rPr>
-        <w:t xml:space="preserve">, Ringstraße 133, 48165 Münster, Njemačka</w:t>
+        <w:t xml:space="preserve">, Ringstraße 133, 48165 Münster, Njemačka · tel. +49 152 04465089</w:t>
       </w:r>
     </w:p>
     <w:p>
@@ -548,7 +548,7 @@
           <w:sz w:val="22"/>
           <w:szCs w:val="22"/>
         </w:rPr>
-        <w:t xml:space="preserve">E-mail: niklas@zauberzeug.com · Telefon: [telefon]</w:t>
+        <w:t xml:space="preserve">E-mail: NiklasNeugebauer@outlook.com</w:t>
       </w:r>
     </w:p>
     <w:p>
@@ -1298,7 +1298,7 @@
           <w:sz w:val="22"/>
           <w:szCs w:val="22"/>
         </w:rPr>
-        <w:t xml:space="preserve">, Ringstraße 133, 48165 Münster, Njemačka</w:t>
+        <w:t xml:space="preserve">, Ringstraße 133, 48165 Münster, Njemačka · tel. +49 152 53489673</w:t>
       </w:r>
     </w:p>
     <w:p>
@@ -1321,7 +1321,7 @@
           <w:sz w:val="22"/>
           <w:szCs w:val="22"/>
         </w:rPr>
-        <w:t xml:space="preserve">, Ringstraße 133, 48165 Münster, Njemačka</w:t>
+        <w:t xml:space="preserve">, Ringstraße 133, 48165 Münster, Njemačka · tel. +49 152 04465089</w:t>
       </w:r>
     </w:p>
     <w:p>
@@ -1334,7 +1334,7 @@
           <w:sz w:val="22"/>
           <w:szCs w:val="22"/>
         </w:rPr>
-        <w:t xml:space="preserve">E-mail: niklas@zauberzeug.com · Telefon: [telefon]</w:t>
+        <w:t xml:space="preserve">E-mail: NiklasNeugebauer@outlook.com</w:t>
       </w:r>
     </w:p>
     <w:p>
@@ -2168,7 +2168,7 @@
           <w:sz w:val="22"/>
           <w:szCs w:val="22"/>
         </w:rPr>
-        <w:t xml:space="preserve">, Ringstraße 133, 48165 Münster, Njemačka</w:t>
+        <w:t xml:space="preserve">, Ringstraße 133, 48165 Münster, Njemačka · tel. +49 152 53489673</w:t>
       </w:r>
     </w:p>
     <w:p>
@@ -2191,7 +2191,7 @@
           <w:sz w:val="22"/>
           <w:szCs w:val="22"/>
         </w:rPr>
-        <w:t xml:space="preserve">, Ringstraße 133, 48165 Münster, Njemačka</w:t>
+        <w:t xml:space="preserve">, Ringstraße 133, 48165 Münster, Njemačka · tel. +49 152 04465089</w:t>
       </w:r>
     </w:p>
     <w:p>
@@ -2204,7 +2204,7 @@
           <w:sz w:val="22"/>
           <w:szCs w:val="22"/>
         </w:rPr>
-        <w:t xml:space="preserve">E-mail: niklas@zauberzeug.com · Telefon: [telefon]</w:t>
+        <w:t xml:space="preserve">E-mail: NiklasNeugebauer@outlook.com</w:t>
       </w:r>
     </w:p>
     <w:p>
@@ -2832,7 +2832,7 @@
           <w:sz w:val="22"/>
           <w:szCs w:val="22"/>
         </w:rPr>
-        <w:t xml:space="preserve"> Molimo dostavu u uobičajenoj elektronskoj formi na e-mail niklas@zauberzeug.com, odnosno na nosaču podataka koji možemo preuzeti lično. Ukoliko se snimak izvozi iz sistema koji koristi vlastiti format zapisa, molimo dostavu u formatu </w:t>
+        <w:t xml:space="preserve"> Molimo dostavu u uobičajenoj elektronskoj formi na e-mail NiklasNeugebauer@outlook.com, odnosno na nosaču podataka koji možemo preuzeti lično. Ukoliko se snimak izvozi iz sistema koji koristi vlastiti format zapisa, molimo dostavu u formatu </w:t>
       </w:r>
       <w:r>
         <w:rPr>

--- a/blagaj-footage-request/Zahtjevi-Stari-grad-Blagaj-2026-09-09.docx
+++ b/blagaj-footage-request/Zahtjevi-Stari-grad-Blagaj-2026-09-09.docx
@@ -73,7 +73,7 @@
           <w:sz w:val="22"/>
           <w:szCs w:val="22"/>
         </w:rPr>
-        <w:t xml:space="preserve">Agencija „Stari grad" Mostar</w:t>
+        <w:t xml:space="preserve">Agencija „Stari grad“ Mostar</w:t>
       </w:r>
     </w:p>
     <w:p>
@@ -242,7 +242,7 @@
           <w:sz w:val="22"/>
           <w:szCs w:val="22"/>
         </w:rPr>
-        <w:t xml:space="preserve"> — član 20. Zakona o zaštiti ličnih podataka („Službeni glasnik BiH", broj 12/25).</w:t>
+        <w:t xml:space="preserve"> — član 20. Zakona o zaštiti ličnih podataka („Službeni glasnik BiH“, broj 12/25).</w:t>
       </w:r>
     </w:p>
     <w:p>
@@ -266,7 +266,7 @@
           <w:sz w:val="22"/>
           <w:szCs w:val="22"/>
         </w:rPr>
-        <w:t xml:space="preserve"> — Zakon o slobodi pristupa informacijama u Federaciji BiH („Službene novine FBiH", br. 32/01 i 48/11).</w:t>
+        <w:t xml:space="preserve"> — Zakon o slobodi pristupa informacijama u Federaciji BiH („Službene novine FBiH“, br. 32/01 i 48/11).</w:t>
       </w:r>
     </w:p>
     <w:p>
@@ -290,7 +290,7 @@
           <w:sz w:val="22"/>
           <w:szCs w:val="22"/>
         </w:rPr>
-        <w:t xml:space="preserve"> — član 17. Zakona o zaštiti ličnih podataka („Službeni glasnik BiH", broj 12/25).</w:t>
+        <w:t xml:space="preserve"> — član 17. Zakona o zaštiti ličnih podataka („Službeni glasnik BiH“, broj 12/25).</w:t>
       </w:r>
     </w:p>
     <w:p>
@@ -563,7 +563,7 @@
           <w:sz w:val="22"/>
           <w:szCs w:val="22"/>
         </w:rPr>
-        <w:t xml:space="preserve">Agencija „Stari grad" Mostar</w:t>
+        <w:t xml:space="preserve">Agencija „Stari grad“ Mostar</w:t>
       </w:r>
     </w:p>
     <w:p>
@@ -669,7 +669,7 @@
           <w:sz w:val="22"/>
           <w:szCs w:val="22"/>
         </w:rPr>
-        <w:t xml:space="preserve">Na osnovu člana 14. stav (2) Zakona o zaštiti ličnih podataka („Službeni glasnik BiH", broj 12/25) (u daljem tekstu: Zakon), prema kojem kontrolor podataka olakšava ostvarivanje prava nosioca podataka iz čl. 17. do 24. Zakona, podnosimo </w:t>
+        <w:t xml:space="preserve">Na osnovu člana 14. stav (2) Zakona o zaštiti ličnih podataka („Službeni glasnik BiH“, broj 12/25) (u daljem tekstu: Zakon), prema kojem kontrolor podataka olakšava ostvarivanje prava nosioca podataka iz čl. 17. do 24. Zakona, podnosimo </w:t>
       </w:r>
       <w:r>
         <w:rPr>
@@ -1349,7 +1349,7 @@
           <w:sz w:val="22"/>
           <w:szCs w:val="22"/>
         </w:rPr>
-        <w:t xml:space="preserve">Agencija „Stari grad" Mostar</w:t>
+        <w:t xml:space="preserve">Agencija „Stari grad“ Mostar</w:t>
       </w:r>
     </w:p>
     <w:p>
@@ -1416,7 +1416,7 @@
           <w:sz w:val="22"/>
           <w:szCs w:val="22"/>
         </w:rPr>
-        <w:t xml:space="preserve">PREDMET: ZAHTJEV ZA PRISTUP INFORMACIJAMA — čl. 4, 11. i 14. Zakona o slobodi pristupa informacijama u Federaciji Bosne i Hercegovine („Službene novine Federacije BiH", br. 32/01 i 48/11)</w:t>
+        <w:t xml:space="preserve">PREDMET: ZAHTJEV ZA PRISTUP INFORMACIJAMA — čl. 4, 11. i 14. Zakona o slobodi pristupa informacijama u Federaciji Bosne i Hercegovine („Službene novine Federacije BiH“, br. 32/01 i 48/11)</w:t>
       </w:r>
     </w:p>
     <w:p>
@@ -1470,7 +1470,7 @@
           <w:sz w:val="22"/>
           <w:szCs w:val="22"/>
         </w:rPr>
-        <w:t xml:space="preserve">Na osnovu člana 4. i člana 11. Zakona o slobodi pristupa informacijama u Federaciji Bosne i Hercegovine („Službene novine Federacije BiH", br. 32/01 i 48/11) (u daljem tekstu: ZoSPI FBiH), podnosimo zahtjev za pristup informacijama pod kontrolom Vašeg organa, i to:</w:t>
+        <w:t xml:space="preserve">Na osnovu člana 4. i člana 11. Zakona o slobodi pristupa informacijama u Federaciji Bosne i Hercegovine („Službene novine Federacije BiH“, br. 32/01 i 48/11) (u daljem tekstu: ZoSPI FBiH), podnosimo zahtjev za pristup informacijama pod kontrolom Vašeg organa, i to:</w:t>
       </w:r>
     </w:p>
     <w:p>
@@ -1683,7 +1683,7 @@
           <w:sz w:val="22"/>
           <w:szCs w:val="22"/>
         </w:rPr>
-        <w:t xml:space="preserve">"), čime je video zapis obuhvaćen.</w:t>
+        <w:t xml:space="preserve">“), čime je video zapis obuhvaćen.</w:t>
       </w:r>
     </w:p>
     <w:p>
@@ -1830,7 +1830,7 @@
           <w:sz w:val="22"/>
           <w:szCs w:val="22"/>
         </w:rPr>
-        <w:t xml:space="preserve">Napominjemo i da se, u skladu s članom 53. stav (2) Zakona o zaštiti ličnih podataka („Službeni glasnik BiH", broj 12/25), taj zakon primjenjuje i prilikom primjene propisa o slobodi pristupa informacijama u Bosni i Hercegovini.</w:t>
+        <w:t xml:space="preserve">Napominjemo i da se, u skladu s članom 53. stav (2) Zakona o zaštiti ličnih podataka („Službeni glasnik BiH“, broj 12/25), taj zakon primjenjuje i prilikom primjene propisa o slobodi pristupa informacijama u Bosni i Hercegovini.</w:t>
       </w:r>
     </w:p>
     <w:p>
@@ -2219,7 +2219,7 @@
           <w:sz w:val="22"/>
           <w:szCs w:val="22"/>
         </w:rPr>
-        <w:t xml:space="preserve">Agencija „Stari grad" Mostar</w:t>
+        <w:t xml:space="preserve">Agencija „Stari grad“ Mostar</w:t>
       </w:r>
     </w:p>
     <w:p>
@@ -2286,7 +2286,7 @@
           <w:sz w:val="22"/>
           <w:szCs w:val="22"/>
         </w:rPr>
-        <w:t xml:space="preserve">PREDMET: ZAHTJEV ZA PRISTUP LIČNOM PODATKU I ZA DOSTAVLJANJE KOPIJE — član 17. Zakona o zaštiti ličnih podataka („Službeni glasnik BiH", broj 12/25)</w:t>
+        <w:t xml:space="preserve">PREDMET: ZAHTJEV ZA PRISTUP LIČNOM PODATKU I ZA DOSTAVLJANJE KOPIJE — član 17. Zakona o zaštiti ličnih podataka („Službeni glasnik BiH“, broj 12/25)</w:t>
       </w:r>
     </w:p>
     <w:p>
@@ -2343,7 +2343,7 @@
           <w:sz w:val="22"/>
           <w:szCs w:val="22"/>
         </w:rPr>
-        <w:t xml:space="preserve"> Zakona o zaštiti ličnih podataka („Službeni glasnik BiH", broj 12/25) (u daljem tekstu: Zakon), kao nosioci podataka podnosimo zahtjev da nam se omogući pristup našim ličnim podacima obrađenim putem videonadzora i </w:t>
+        <w:t xml:space="preserve"> Zakona o zaštiti ličnih podataka („Službeni glasnik BiH“, broj 12/25) (u daljem tekstu: Zakon), kao nosioci podataka podnosimo zahtjev da nam se omogući pristup našim ličnim podacima obrađenim putem videonadzora i </w:t>
       </w:r>
       <w:r>
         <w:rPr>

--- a/blagaj-footage-request/Zahtjevi-Stari-grad-Blagaj-2026-09-09.docx
+++ b/blagaj-footage-request/Zahtjevi-Stari-grad-Blagaj-2026-09-09.docx
@@ -166,7 +166,7 @@
           <w:sz w:val="22"/>
           <w:szCs w:val="22"/>
         </w:rPr>
-        <w:t xml:space="preserve">dana 9. septembra 2026. godine, u ranim jutarnjim satima, nas dvoje smo se zaručili na Starom gradu Blagaj. Bilo je oko 7 sati ujutro i na lokalitetu tada nije bilo drugih posjetitelja.</w:t>
+        <w:t xml:space="preserve">dana 9. septembra 2026. godine popeli smo se na Stari grad Blagaj rano ujutro, upravo s namjerom da se tamo zaručimo. Bilo je oko 7 sati; na lokalitetu tada nije bilo drugih posjetitelja.</w:t>
       </w:r>
     </w:p>
     <w:p>
@@ -656,7 +656,7 @@
           <w:sz w:val="22"/>
           <w:szCs w:val="22"/>
         </w:rPr>
-        <w:t xml:space="preserve">dana 9. septembra 2026. godine, oko 7 sati ujutro, zaručili smo se na Starom gradu Blagaj. Vlastita kamera nam je otkazala, pa nemamo nijednu fotografiju tog trenutka. Snimak videonadzora s tog jutra jedini je zapis koji možda postoji, i zbog toga Vam se obraćamo.</w:t>
+        <w:t xml:space="preserve">dana 9. septembra 2026. godine popeli smo se na Stari grad Blagaj rano ujutro, upravo s namjerom da se tamo zaručimo. Bilo je oko 7 sati. Vlastita kamera nam je otkazala, pa nemamo nijednu fotografiju tog trenutka. Snimak videonadzora s tog jutra jedini je zapis koji možda postoji, i zbog toga Vam se obraćamo.</w:t>
       </w:r>
     </w:p>
     <w:p>
@@ -1457,7 +1457,7 @@
           <w:sz w:val="22"/>
           <w:szCs w:val="22"/>
         </w:rPr>
-        <w:t xml:space="preserve">dana 9. septembra 2026. godine, oko 7 sati ujutro, zaručili smo se na Starom gradu Blagaj, a vlastita kamera nam je otkazala. Tražimo snimak videonadzora s tog jutra jer je to jedini zapis tog trenutka koji možda postoji.</w:t>
+        <w:t xml:space="preserve">dana 9. septembra 2026. godine popeli smo se na Stari grad Blagaj rano ujutro, upravo s namjerom da se tamo zaručimo; pri tome nam je vlastita kamera otkazala. Tražimo snimak videonadzora s tog jutra jer je to jedini zapis tog trenutka koji možda postoji.</w:t>
       </w:r>
     </w:p>
     <w:p>
@@ -2312,7 +2312,7 @@
           <w:sz w:val="22"/>
           <w:szCs w:val="22"/>
         </w:rPr>
-        <w:t xml:space="preserve">dana 9. septembra 2026. godine, oko 7 sati ujutro, zaručili smo se na Starom gradu Blagaj. Vlastita kamera nam je otkazala i nemamo nijednu fotografiju tog trenutka; snimak videonadzora jedini je zapis koji možda postoji.</w:t>
+        <w:t xml:space="preserve">dana 9. septembra 2026. godine popeli smo se na Stari grad Blagaj rano ujutro, upravo s namjerom da se tamo zaručimo. Vlastita kamera nam je otkazala i nemamo nijednu fotografiju tog trenutka; snimak videonadzora jedini je zapis koji možda postoji.</w:t>
       </w:r>
     </w:p>
     <w:p>
